--- a/Canvas API Reports User Guide.docx
+++ b/Canvas API Reports User Guide.docx
@@ -1,6 +1,6 @@
 
 <file path=word/document.xml><?xml version="1.0" encoding="utf-8"?>
-<w:document xmlns:wpc="http://schemas.microsoft.com/office/word/2010/wordprocessingCanvas" xmlns:cx="http://schemas.microsoft.com/office/drawing/2014/chartex" xmlns:cx1="http://schemas.microsoft.com/office/drawing/2015/9/8/chartex" xmlns:cx2="http://schemas.microsoft.com/office/drawing/2015/10/21/chartex" xmlns:cx3="http://schemas.microsoft.com/office/drawing/2016/5/9/chartex" xmlns:cx4="http://schemas.microsoft.com/office/drawing/2016/5/10/chartex" xmlns:cx5="http://schemas.microsoft.com/office/drawing/2016/5/11/chartex" xmlns:cx6="http://schemas.microsoft.com/office/drawing/2016/5/12/chartex" xmlns:cx7="http://schemas.microsoft.com/office/drawing/2016/5/13/chartex" xmlns:cx8="http://schemas.microsoft.com/office/drawing/2016/5/14/chartex" xmlns:mc="http://schemas.openxmlformats.org/markup-compatibility/2006" xmlns:aink="http://schemas.microsoft.com/office/drawing/2016/ink" xmlns:am3d="http://schemas.microsoft.com/office/drawing/2017/model3d" xmlns:o="urn:schemas-microsoft-com:office:office" xmlns:oel="http://schemas.microsoft.com/office/2019/extlst" xmlns:r="http://schemas.openxmlformats.org/officeDocument/2006/relationships" xmlns:m="http://schemas.openxmlformats.org/officeDocument/2006/math" xmlns:v="urn:schemas-microsoft-com:vml" xmlns:wp14="http://schemas.microsoft.com/office/word/2010/wordprocessingDrawing" xmlns:wp="http://schemas.openxmlformats.org/drawingml/2006/wordprocessingDrawing" xmlns:w10="urn:schemas-microsoft-com:office:word" xmlns:w="http://schemas.openxmlformats.org/wordprocessingml/2006/main" xmlns:w14="http://schemas.microsoft.com/office/word/2010/wordml" xmlns:w15="http://schemas.microsoft.com/office/word/2012/wordml" xmlns:w16cex="http://schemas.microsoft.com/office/word/2018/wordml/cex" xmlns:w16cid="http://schemas.microsoft.com/office/word/2016/wordml/cid" xmlns:w16="http://schemas.microsoft.com/office/word/2018/wordml" xmlns:w16du="http://schemas.microsoft.com/office/word/2023/wordml/word16du" xmlns:w16sdtdh="http://schemas.microsoft.com/office/word/2020/wordml/sdtdatahash" xmlns:w16sdtfl="http://schemas.microsoft.com/office/word/2024/wordml/sdtformatlock" xmlns:w16se="http://schemas.microsoft.com/office/word/2015/wordml/symex" xmlns:wpg="http://schemas.microsoft.com/office/word/2010/wordprocessingGroup" xmlns:wpi="http://schemas.microsoft.com/office/word/2010/wordprocessingInk" xmlns:wne="http://schemas.microsoft.com/office/word/2006/wordml" xmlns:wps="http://schemas.microsoft.com/office/word/2010/wordprocessingShape" mc:Ignorable="w14 w15 w16se w16cid w16 w16cex w16sdtdh w16sdtfl w16du wp14">
+<w:document xmlns:wpc="http://schemas.microsoft.com/office/word/2010/wordprocessingCanvas" xmlns:cx="http://schemas.microsoft.com/office/drawing/2014/chartex" xmlns:cx1="http://schemas.microsoft.com/office/drawing/2015/9/8/chartex" xmlns:cx2="http://schemas.microsoft.com/office/drawing/2015/10/21/chartex" xmlns:cx3="http://schemas.microsoft.com/office/drawing/2016/5/9/chartex" xmlns:cx4="http://schemas.microsoft.com/office/drawing/2016/5/10/chartex" xmlns:cx5="http://schemas.microsoft.com/office/drawing/2016/5/11/chartex" xmlns:cx6="http://schemas.microsoft.com/office/drawing/2016/5/12/chartex" xmlns:cx7="http://schemas.microsoft.com/office/drawing/2016/5/13/chartex" xmlns:cx8="http://schemas.microsoft.com/office/drawing/2016/5/14/chartex" xmlns:mc="http://schemas.openxmlformats.org/markup-compatibility/2006" xmlns:aink="http://schemas.microsoft.com/office/drawing/2016/ink" xmlns:am3d="http://schemas.microsoft.com/office/drawing/2017/model3d" xmlns:o="urn:schemas-microsoft-com:office:office" xmlns:oel="http://schemas.microsoft.com/office/2019/extlst" xmlns:r="http://schemas.openxmlformats.org/officeDocument/2006/relationships" xmlns:m="http://schemas.openxmlformats.org/officeDocument/2006/math" xmlns:v="urn:schemas-microsoft-com:vml" xmlns:wp14="http://schemas.microsoft.com/office/word/2010/wordprocessingDrawing" xmlns:wp="http://schemas.openxmlformats.org/drawingml/2006/wordprocessingDrawing" xmlns:w10="urn:schemas-microsoft-com:office:word" xmlns:w="http://schemas.openxmlformats.org/wordprocessingml/2006/main" xmlns:w14="http://schemas.microsoft.com/office/word/2010/wordml" xmlns:w15="http://schemas.microsoft.com/office/word/2012/wordml" xmlns:w16cei="http://schemas.microsoft.com/office/word/2026/wordml/cei" xmlns:w16cex="http://schemas.microsoft.com/office/word/2018/wordml/cex" xmlns:w16cid="http://schemas.microsoft.com/office/word/2016/wordml/cid" xmlns:w16="http://schemas.microsoft.com/office/word/2018/wordml" xmlns:w16du="http://schemas.microsoft.com/office/word/2023/wordml/word16du" xmlns:w16sdtdh="http://schemas.microsoft.com/office/word/2020/wordml/sdtdatahash" xmlns:w16sdtfl="http://schemas.microsoft.com/office/word/2024/wordml/sdtformatlock" xmlns:w16se="http://schemas.microsoft.com/office/word/2015/wordml/symex" xmlns:wpg="http://schemas.microsoft.com/office/word/2010/wordprocessingGroup" xmlns:wpi="http://schemas.microsoft.com/office/word/2010/wordprocessingInk" xmlns:wne="http://schemas.microsoft.com/office/word/2006/wordml" xmlns:wps="http://schemas.microsoft.com/office/word/2010/wordprocessingShape" mc:Ignorable="w14 w15 w16se w16cid w16 w16cex w16sdtdh w16sdtfl w16du wp14">
   <w:body>
     <w:p>
       <w:pPr>
@@ -30,13 +30,7 @@
         <w:rPr>
           <w:rStyle w:val="TitleChar"/>
         </w:rPr>
-        <w:t>Guide</w:t>
-      </w:r>
-      <w:r>
-        <w:rPr>
-          <w:rStyle w:val="TitleChar"/>
-        </w:rPr>
-        <w:t xml:space="preserve"> </w:t>
+        <w:t xml:space="preserve">Guide </w:t>
       </w:r>
     </w:p>
     <w:p>
@@ -2495,6 +2489,8 @@
       </w:pPr>
       <w:bookmarkStart w:id="5" w:name="_Toc38017303"/>
       <w:bookmarkStart w:id="6" w:name="_Toc179549182"/>
+      <w:bookmarkStart w:id="7" w:name="_Responsible_Use_of"/>
+      <w:bookmarkEnd w:id="7"/>
       <w:r>
         <w:t xml:space="preserve">Responsible Use </w:t>
       </w:r>
@@ -2772,7 +2768,7 @@
       <w:pPr>
         <w:pStyle w:val="Heading2"/>
       </w:pPr>
-      <w:bookmarkStart w:id="7" w:name="_Toc38017304"/>
+      <w:bookmarkStart w:id="8" w:name="_Toc38017304"/>
     </w:p>
     <w:p>
       <w:pPr>
@@ -2783,8 +2779,8 @@
           <w:szCs w:val="26"/>
         </w:rPr>
       </w:pPr>
-      <w:bookmarkStart w:id="8" w:name="_File_Management"/>
-      <w:bookmarkEnd w:id="8"/>
+      <w:bookmarkStart w:id="9" w:name="_File_Management"/>
+      <w:bookmarkEnd w:id="9"/>
       <w:r>
         <w:br w:type="page"/>
       </w:r>
@@ -2793,17 +2789,25 @@
       <w:pPr>
         <w:pStyle w:val="Heading2"/>
       </w:pPr>
-      <w:bookmarkStart w:id="9" w:name="_Toc179549183"/>
+      <w:bookmarkStart w:id="10" w:name="_Toc179549183"/>
       <w:r>
         <w:lastRenderedPageBreak/>
         <w:t>File Management</w:t>
       </w:r>
-      <w:bookmarkEnd w:id="7"/>
-      <w:bookmarkEnd w:id="9"/>
+      <w:bookmarkEnd w:id="8"/>
+      <w:bookmarkEnd w:id="10"/>
     </w:p>
     <w:p>
       <w:r>
-        <w:t xml:space="preserve">A key element of the responsible use of the Canvas data is effective file management procedures. There are three </w:t>
+        <w:t xml:space="preserve">A key element of the responsible use of </w:t>
+      </w:r>
+      <w:proofErr w:type="gramStart"/>
+      <w:r>
+        <w:t>the Canvas</w:t>
+      </w:r>
+      <w:proofErr w:type="gramEnd"/>
+      <w:r>
+        <w:t xml:space="preserve"> data is effective file management procedures. There are three </w:t>
       </w:r>
       <w:r>
         <w:t>practices you should follow:</w:t>
@@ -2936,25 +2940,25 @@
       <w:pPr>
         <w:pStyle w:val="Heading1"/>
       </w:pPr>
-      <w:bookmarkStart w:id="10" w:name="_Toc38017305"/>
-      <w:bookmarkStart w:id="11" w:name="_Toc179549184"/>
+      <w:bookmarkStart w:id="11" w:name="_Toc38017305"/>
+      <w:bookmarkStart w:id="12" w:name="_Toc179549184"/>
       <w:r>
         <w:t>Producing Reports</w:t>
       </w:r>
-      <w:bookmarkEnd w:id="10"/>
       <w:bookmarkEnd w:id="11"/>
+      <w:bookmarkEnd w:id="12"/>
     </w:p>
     <w:p>
       <w:pPr>
         <w:pStyle w:val="Heading2"/>
       </w:pPr>
-      <w:bookmarkStart w:id="12" w:name="_Toc38017306"/>
-      <w:bookmarkStart w:id="13" w:name="_Toc179549185"/>
+      <w:bookmarkStart w:id="13" w:name="_Toc38017306"/>
+      <w:bookmarkStart w:id="14" w:name="_Toc179549185"/>
       <w:r>
         <w:t>Initial Setup</w:t>
       </w:r>
-      <w:bookmarkEnd w:id="12"/>
       <w:bookmarkEnd w:id="13"/>
+      <w:bookmarkEnd w:id="14"/>
     </w:p>
     <w:p>
       <w:r>
@@ -2982,7 +2986,23 @@
         <w:t>I</w:t>
       </w:r>
       <w:r>
-        <w:t xml:space="preserve">) install Tampermonkey, a userscript management extension for your web browser, and </w:t>
+        <w:t xml:space="preserve">) install </w:t>
+      </w:r>
+      <w:proofErr w:type="spellStart"/>
+      <w:r>
+        <w:t>Tampermonkey</w:t>
+      </w:r>
+      <w:proofErr w:type="spellEnd"/>
+      <w:r>
+        <w:t xml:space="preserve">, a </w:t>
+      </w:r>
+      <w:proofErr w:type="spellStart"/>
+      <w:r>
+        <w:t>userscript</w:t>
+      </w:r>
+      <w:proofErr w:type="spellEnd"/>
+      <w:r>
+        <w:t xml:space="preserve"> management extension for your web browser, and </w:t>
       </w:r>
       <w:r>
         <w:t>II</w:t>
@@ -2994,7 +3014,15 @@
     <w:p/>
     <w:p>
       <w:r>
-        <w:t>If possible, use Google Chrome to install Tampermonkey and use the Canvas API Reports Script. The script has been the most thoroughly tested on Chrome.</w:t>
+        <w:t xml:space="preserve">If possible, use Google Chrome to install </w:t>
+      </w:r>
+      <w:proofErr w:type="spellStart"/>
+      <w:r>
+        <w:t>Tampermonkey</w:t>
+      </w:r>
+      <w:proofErr w:type="spellEnd"/>
+      <w:r>
+        <w:t xml:space="preserve"> and use the Canvas API Reports Script. The script has been the most thoroughly tested on Chrome.</w:t>
       </w:r>
     </w:p>
     <w:p/>
@@ -3006,11 +3034,16 @@
           <w:numId w:val="15"/>
         </w:numPr>
       </w:pPr>
-      <w:bookmarkStart w:id="14" w:name="_Toc38017307"/>
-      <w:r>
-        <w:t>Install Tampermonkey</w:t>
-      </w:r>
-      <w:bookmarkEnd w:id="14"/>
+      <w:bookmarkStart w:id="15" w:name="_Toc38017307"/>
+      <w:r>
+        <w:t xml:space="preserve">Install </w:t>
+      </w:r>
+      <w:proofErr w:type="spellStart"/>
+      <w:r>
+        <w:t>Tampermonkey</w:t>
+      </w:r>
+      <w:bookmarkEnd w:id="15"/>
+      <w:proofErr w:type="spellEnd"/>
     </w:p>
     <w:p>
       <w:pPr>
@@ -3034,10 +3067,26 @@
         </w:r>
       </w:hyperlink>
       <w:r>
-        <w:t xml:space="preserve"> to install Tampermonkey.</w:t>
-      </w:r>
-      <w:r>
-        <w:t xml:space="preserve"> The website will detect the web browser you are using and provide specific instructions for installing Tampermonkey.</w:t>
+        <w:t xml:space="preserve"> to install </w:t>
+      </w:r>
+      <w:proofErr w:type="spellStart"/>
+      <w:r>
+        <w:t>Tampermonkey</w:t>
+      </w:r>
+      <w:proofErr w:type="spellEnd"/>
+      <w:r>
+        <w:t>.</w:t>
+      </w:r>
+      <w:r>
+        <w:t xml:space="preserve"> The website will detect the web browser you are using and provide specific instructions for installing </w:t>
+      </w:r>
+      <w:proofErr w:type="spellStart"/>
+      <w:r>
+        <w:t>Tampermonkey</w:t>
+      </w:r>
+      <w:proofErr w:type="spellEnd"/>
+      <w:r>
+        <w:t>.</w:t>
       </w:r>
     </w:p>
     <w:p/>
@@ -3053,8 +3102,13 @@
         <w:t>En</w:t>
       </w:r>
       <w:r>
-        <w:t>able Tampermonkey</w:t>
-      </w:r>
+        <w:t xml:space="preserve">able </w:t>
+      </w:r>
+      <w:proofErr w:type="spellStart"/>
+      <w:r>
+        <w:t>Tampermonkey</w:t>
+      </w:r>
+      <w:proofErr w:type="spellEnd"/>
       <w:r>
         <w:t xml:space="preserve"> (Chrome Only)</w:t>
       </w:r>
@@ -3066,9 +3120,11 @@
       <w:r>
         <w:t xml:space="preserve">To use </w:t>
       </w:r>
+      <w:proofErr w:type="spellStart"/>
       <w:r>
         <w:t>Tampermonkey</w:t>
       </w:r>
+      <w:proofErr w:type="spellEnd"/>
       <w:r>
         <w:t xml:space="preserve"> in Chrome, you must enable </w:t>
       </w:r>
@@ -3088,11 +3144,19 @@
         <w:t xml:space="preserve">the </w:t>
       </w:r>
       <w:hyperlink r:id="rId8" w:anchor="Q209" w:history="1">
+        <w:proofErr w:type="spellStart"/>
         <w:r>
           <w:rPr>
             <w:rStyle w:val="Hyperlink"/>
           </w:rPr>
-          <w:t xml:space="preserve">Tampermonkey FAQs </w:t>
+          <w:t>Tampermonkey</w:t>
+        </w:r>
+        <w:proofErr w:type="spellEnd"/>
+        <w:r>
+          <w:rPr>
+            <w:rStyle w:val="Hyperlink"/>
+          </w:rPr>
+          <w:t xml:space="preserve"> FAQs </w:t>
         </w:r>
         <w:r>
           <w:rPr>
@@ -3123,11 +3187,11 @@
           <w:numId w:val="15"/>
         </w:numPr>
       </w:pPr>
-      <w:bookmarkStart w:id="15" w:name="_Toc38017308"/>
+      <w:bookmarkStart w:id="16" w:name="_Toc38017308"/>
       <w:r>
         <w:t>Install the Canvas API Reports Scripts File</w:t>
       </w:r>
-      <w:bookmarkEnd w:id="15"/>
+      <w:bookmarkEnd w:id="16"/>
     </w:p>
     <w:p>
       <w:pPr>
@@ -3162,8 +3226,13 @@
         <w:t>pen this link in the web browser</w:t>
       </w:r>
       <w:r>
-        <w:t xml:space="preserve"> where you installed Tampermonkey</w:t>
-      </w:r>
+        <w:t xml:space="preserve"> where you installed </w:t>
+      </w:r>
+      <w:proofErr w:type="spellStart"/>
+      <w:r>
+        <w:t>Tampermonkey</w:t>
+      </w:r>
+      <w:proofErr w:type="spellEnd"/>
       <w:r>
         <w:t>:</w:t>
       </w:r>
@@ -3230,14 +3299,14 @@
       <w:pPr>
         <w:pStyle w:val="Heading2"/>
       </w:pPr>
-      <w:bookmarkStart w:id="16" w:name="_Toc38017309"/>
-      <w:bookmarkStart w:id="17" w:name="_Toc179549186"/>
+      <w:bookmarkStart w:id="17" w:name="_Toc38017309"/>
+      <w:bookmarkStart w:id="18" w:name="_Toc179549186"/>
       <w:r>
         <w:lastRenderedPageBreak/>
         <w:t>Running Reports</w:t>
       </w:r>
-      <w:bookmarkEnd w:id="16"/>
       <w:bookmarkEnd w:id="17"/>
+      <w:bookmarkEnd w:id="18"/>
     </w:p>
     <w:p>
       <w:r>
@@ -3333,7 +3402,21 @@
         <w:rPr>
           <w:rFonts w:cstheme="minorHAnsi"/>
         </w:rPr>
-        <w:t xml:space="preserve"> using your administrator credentials</w:t>
+        <w:t xml:space="preserve"> using your </w:t>
+      </w:r>
+      <w:r>
+        <w:rPr>
+          <w:rFonts w:cstheme="minorHAnsi"/>
+          <w:i/>
+          <w:iCs/>
+        </w:rPr>
+        <w:t>administrator</w:t>
+      </w:r>
+      <w:r>
+        <w:rPr>
+          <w:rFonts w:cstheme="minorHAnsi"/>
+        </w:rPr>
+        <w:t xml:space="preserve"> credentials</w:t>
       </w:r>
       <w:r>
         <w:rPr>
@@ -3383,13 +3466,27 @@
         <w:rPr>
           <w:rFonts w:cstheme="minorHAnsi"/>
         </w:rPr>
-        <w:t xml:space="preserve"> from the </w:t>
-      </w:r>
+        <w:t xml:space="preserve"> from </w:t>
+      </w:r>
+      <w:proofErr w:type="gramStart"/>
       <w:r>
         <w:rPr>
           <w:rFonts w:cstheme="minorHAnsi"/>
         </w:rPr>
-        <w:t xml:space="preserve">Canvas </w:t>
+        <w:t xml:space="preserve">the </w:t>
+      </w:r>
+      <w:r>
+        <w:rPr>
+          <w:rFonts w:cstheme="minorHAnsi"/>
+        </w:rPr>
+        <w:t>Canvas</w:t>
+      </w:r>
+      <w:proofErr w:type="gramEnd"/>
+      <w:r>
+        <w:rPr>
+          <w:rFonts w:cstheme="minorHAnsi"/>
+        </w:rPr>
+        <w:t xml:space="preserve"> </w:t>
       </w:r>
       <w:r>
         <w:rPr>
@@ -3784,7 +3881,13 @@
         <w:t>6</w:t>
       </w:r>
       <w:r>
-        <w:t>b) can be used in combination to narrow report results.</w:t>
+        <w:t xml:space="preserve">b) can be used </w:t>
+      </w:r>
+      <w:r>
+        <w:t>together</w:t>
+      </w:r>
+      <w:r>
+        <w:t xml:space="preserve"> to narrow report results.</w:t>
       </w:r>
       <w:r>
         <w:t xml:space="preserve"> </w:t>
@@ -3801,6 +3904,7 @@
         </w:rPr>
         <w:t xml:space="preserve">A report with </w:t>
       </w:r>
+      <w:proofErr w:type="gramStart"/>
       <w:r>
         <w:rPr>
           <w:b/>
@@ -3813,7 +3917,14 @@
         <w:rPr>
           <w:b/>
         </w:rPr>
-        <w:t xml:space="preserve"> term selected </w:t>
+        <w:t xml:space="preserve"> term</w:t>
+      </w:r>
+      <w:proofErr w:type="gramEnd"/>
+      <w:r>
+        <w:rPr>
+          <w:b/>
+        </w:rPr>
+        <w:t xml:space="preserve"> selected </w:t>
       </w:r>
       <w:r>
         <w:rPr>
@@ -4502,15 +4613,15 @@
       <w:r>
         <w:t>.</w:t>
       </w:r>
-      <w:bookmarkStart w:id="18" w:name="_Reporting_Period"/>
-      <w:bookmarkStart w:id="19" w:name="_Toc38017310"/>
-      <w:bookmarkEnd w:id="18"/>
+      <w:bookmarkStart w:id="19" w:name="_Reporting_Period"/>
+      <w:bookmarkStart w:id="20" w:name="_Toc38017310"/>
+      <w:bookmarkEnd w:id="19"/>
     </w:p>
     <w:p>
       <w:pPr>
         <w:pStyle w:val="Heading1"/>
       </w:pPr>
-      <w:bookmarkStart w:id="20" w:name="_Toc179549187"/>
+      <w:bookmarkStart w:id="21" w:name="_Toc179549187"/>
       <w:r>
         <w:t>Limit</w:t>
       </w:r>
@@ -4523,7 +4634,7 @@
       <w:r>
         <w:t xml:space="preserve"> Examples</w:t>
       </w:r>
-      <w:bookmarkEnd w:id="20"/>
+      <w:bookmarkEnd w:id="21"/>
     </w:p>
     <w:p/>
     <w:p>
@@ -4778,6 +4889,41 @@
           </w:tcPr>
           <w:p>
             <w:r>
+              <w:t>All HCA Courses</w:t>
+            </w:r>
+            <w:r>
+              <w:t xml:space="preserve"> in Fall 2025</w:t>
+            </w:r>
+          </w:p>
+        </w:tc>
+        <w:tc>
+          <w:tcPr>
+            <w:tcW w:w="3197" w:type="dxa"/>
+          </w:tcPr>
+          <w:p>
+            <w:r>
+              <w:t>Fall 2025</w:t>
+            </w:r>
+          </w:p>
+        </w:tc>
+        <w:tc>
+          <w:tcPr>
+            <w:tcW w:w="2932" w:type="dxa"/>
+          </w:tcPr>
+          <w:p>
+            <w:r>
+              <w:t>HCA</w:t>
+            </w:r>
+          </w:p>
+        </w:tc>
+      </w:tr>
+      <w:tr>
+        <w:tc>
+          <w:tcPr>
+            <w:tcW w:w="3221" w:type="dxa"/>
+          </w:tcPr>
+          <w:p>
+            <w:r>
               <w:t xml:space="preserve">All sections of MSGH 420 in </w:t>
             </w:r>
             <w:r>
@@ -4917,13 +5063,13 @@
       <w:pPr>
         <w:pStyle w:val="Heading1"/>
       </w:pPr>
-      <w:bookmarkStart w:id="21" w:name="_Toc179549188"/>
+      <w:bookmarkStart w:id="22" w:name="_Toc179549188"/>
       <w:r>
         <w:lastRenderedPageBreak/>
         <w:t>Reporting Period</w:t>
       </w:r>
-      <w:bookmarkEnd w:id="19"/>
-      <w:bookmarkEnd w:id="21"/>
+      <w:bookmarkEnd w:id="20"/>
+      <w:bookmarkEnd w:id="22"/>
     </w:p>
     <w:p>
       <w:r>
@@ -5520,7 +5666,7 @@
               </wp:anchor>
             </w:drawing>
           </mc:Choice>
-          <mc:Fallback xmlns:dgm="http://schemas.openxmlformats.org/drawingml/2006/diagram" xmlns:a14="http://schemas.microsoft.com/office/drawing/2010/main" xmlns:pic="http://schemas.openxmlformats.org/drawingml/2006/picture" xmlns:a="http://schemas.openxmlformats.org/drawingml/2006/main">
+          <mc:Fallback xmlns:a="http://schemas.openxmlformats.org/drawingml/2006/main" xmlns:pic="http://schemas.openxmlformats.org/drawingml/2006/picture" xmlns:a14="http://schemas.microsoft.com/office/drawing/2010/main" xmlns:dgm="http://schemas.openxmlformats.org/drawingml/2006/diagram">
             <w:pict>
               <v:line id="Straight Connector 11" style="position:absolute;z-index:251670528;visibility:visible;mso-wrap-style:square;mso-wrap-distance-left:9pt;mso-wrap-distance-top:0;mso-wrap-distance-right:9pt;mso-wrap-distance-bottom:0;mso-position-horizontal:absolute;mso-position-horizontal-relative:text;mso-position-vertical:absolute;mso-position-vertical-relative:text" o:spid="_x0000_s1026" strokecolor="black [3213]" strokeweight="2pt" from="367.25pt,44.95pt" to="367.25pt,114.25pt" w14:anchorId="2D38EC75" o:gfxdata="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">
                 <v:stroke joinstyle="miter"/>
@@ -6035,7 +6181,7 @@
               </wp:anchor>
             </w:drawing>
           </mc:Choice>
-          <mc:Fallback xmlns:dgm="http://schemas.openxmlformats.org/drawingml/2006/diagram" xmlns:a14="http://schemas.microsoft.com/office/drawing/2010/main" xmlns:pic="http://schemas.openxmlformats.org/drawingml/2006/picture" xmlns:a="http://schemas.openxmlformats.org/drawingml/2006/main">
+          <mc:Fallback xmlns:a="http://schemas.openxmlformats.org/drawingml/2006/main" xmlns:pic="http://schemas.openxmlformats.org/drawingml/2006/picture" xmlns:a14="http://schemas.microsoft.com/office/drawing/2010/main" xmlns:dgm="http://schemas.openxmlformats.org/drawingml/2006/diagram">
             <w:pict>
               <v:line id="Straight Connector 7" style="position:absolute;z-index:251662336;visibility:visible;mso-wrap-style:square;mso-wrap-distance-left:9pt;mso-wrap-distance-top:0;mso-wrap-distance-right:9pt;mso-wrap-distance-bottom:0;mso-position-horizontal:absolute;mso-position-horizontal-relative:text;mso-position-vertical:absolute;mso-position-vertical-relative:text" o:spid="_x0000_s1026" strokecolor="black [3213]" strokeweight="2pt" from="126.4pt,44.95pt" to="126.4pt,114.25pt" w14:anchorId="53A3F958" o:gfxdata="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">
                 <v:stroke joinstyle="miter"/>
@@ -6103,7 +6249,7 @@
               </wp:anchor>
             </w:drawing>
           </mc:Choice>
-          <mc:Fallback xmlns:dgm="http://schemas.openxmlformats.org/drawingml/2006/diagram" xmlns:a14="http://schemas.microsoft.com/office/drawing/2010/main" xmlns:pic="http://schemas.openxmlformats.org/drawingml/2006/picture" xmlns:a="http://schemas.openxmlformats.org/drawingml/2006/main">
+          <mc:Fallback xmlns:a="http://schemas.openxmlformats.org/drawingml/2006/main" xmlns:pic="http://schemas.openxmlformats.org/drawingml/2006/picture" xmlns:a14="http://schemas.microsoft.com/office/drawing/2010/main" xmlns:dgm="http://schemas.openxmlformats.org/drawingml/2006/diagram">
             <w:pict>
               <v:line id="Straight Connector 8" style="position:absolute;z-index:251664384;visibility:visible;mso-wrap-style:square;mso-wrap-distance-left:9pt;mso-wrap-distance-top:0;mso-wrap-distance-right:9pt;mso-wrap-distance-bottom:0;mso-position-horizontal:absolute;mso-position-horizontal-relative:text;mso-position-vertical:absolute;mso-position-vertical-relative:text" o:spid="_x0000_s1026" strokecolor="black [3213]" strokeweight="2pt" from="186.75pt,44.95pt" to="186.75pt,114.25pt" w14:anchorId="0A004635" o:gfxdata="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">
                 <v:stroke joinstyle="miter"/>
@@ -6171,7 +6317,7 @@
               </wp:anchor>
             </w:drawing>
           </mc:Choice>
-          <mc:Fallback xmlns:dgm="http://schemas.openxmlformats.org/drawingml/2006/diagram" xmlns:a14="http://schemas.microsoft.com/office/drawing/2010/main" xmlns:pic="http://schemas.openxmlformats.org/drawingml/2006/picture" xmlns:a="http://schemas.openxmlformats.org/drawingml/2006/main">
+          <mc:Fallback xmlns:a="http://schemas.openxmlformats.org/drawingml/2006/main" xmlns:pic="http://schemas.openxmlformats.org/drawingml/2006/picture" xmlns:a14="http://schemas.microsoft.com/office/drawing/2010/main" xmlns:dgm="http://schemas.openxmlformats.org/drawingml/2006/diagram">
             <w:pict>
               <v:line id="Straight Connector 9" style="position:absolute;z-index:251666432;visibility:visible;mso-wrap-style:square;mso-wrap-distance-left:9pt;mso-wrap-distance-top:0;mso-wrap-distance-right:9pt;mso-wrap-distance-bottom:0;mso-position-horizontal:absolute;mso-position-horizontal-relative:text;mso-position-vertical:absolute;mso-position-vertical-relative:text" o:spid="_x0000_s1026" strokecolor="black [3213]" strokeweight="2pt" from="247.15pt,44.95pt" to="247.15pt,114.25pt" w14:anchorId="5610A875" o:gfxdata="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">
                 <v:stroke joinstyle="miter"/>
@@ -6239,7 +6385,7 @@
               </wp:anchor>
             </w:drawing>
           </mc:Choice>
-          <mc:Fallback xmlns:dgm="http://schemas.openxmlformats.org/drawingml/2006/diagram" xmlns:a14="http://schemas.microsoft.com/office/drawing/2010/main" xmlns:pic="http://schemas.openxmlformats.org/drawingml/2006/picture" xmlns:a="http://schemas.openxmlformats.org/drawingml/2006/main">
+          <mc:Fallback xmlns:a="http://schemas.openxmlformats.org/drawingml/2006/main" xmlns:pic="http://schemas.openxmlformats.org/drawingml/2006/picture" xmlns:a14="http://schemas.microsoft.com/office/drawing/2010/main" xmlns:dgm="http://schemas.openxmlformats.org/drawingml/2006/diagram">
             <w:pict>
               <v:line id="Straight Connector 10" style="position:absolute;z-index:251668480;visibility:visible;mso-wrap-style:square;mso-wrap-distance-left:9pt;mso-wrap-distance-top:0;mso-wrap-distance-right:9pt;mso-wrap-distance-bottom:0;mso-position-horizontal:absolute;mso-position-horizontal-relative:text;mso-position-vertical:absolute;mso-position-vertical-relative:text" o:spid="_x0000_s1026" strokecolor="black [3213]" strokeweight="2pt" from="307.55pt,44.9pt" to="307.55pt,114.2pt" w14:anchorId="0DD35FAD" o:gfxdata="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">
                 <v:stroke joinstyle="miter"/>
@@ -6307,7 +6453,7 @@
               </wp:anchor>
             </w:drawing>
           </mc:Choice>
-          <mc:Fallback xmlns:dgm="http://schemas.openxmlformats.org/drawingml/2006/diagram" xmlns:a14="http://schemas.microsoft.com/office/drawing/2010/main" xmlns:pic="http://schemas.openxmlformats.org/drawingml/2006/picture" xmlns:a="http://schemas.openxmlformats.org/drawingml/2006/main">
+          <mc:Fallback xmlns:a="http://schemas.openxmlformats.org/drawingml/2006/main" xmlns:pic="http://schemas.openxmlformats.org/drawingml/2006/picture" xmlns:a14="http://schemas.microsoft.com/office/drawing/2010/main" xmlns:dgm="http://schemas.openxmlformats.org/drawingml/2006/diagram">
             <w:pict>
               <v:line id="Straight Connector 5" style="position:absolute;z-index:251660288;visibility:visible;mso-wrap-style:square;mso-wrap-distance-left:9pt;mso-wrap-distance-top:0;mso-wrap-distance-right:9pt;mso-wrap-distance-bottom:0;mso-position-horizontal:absolute;mso-position-horizontal-relative:text;mso-position-vertical:absolute;mso-position-vertical-relative:text" o:spid="_x0000_s1026" strokecolor="black [3213]" strokeweight="2pt" from="65.9pt,44.95pt" to="65.9pt,114.25pt" w14:anchorId="144A126A" o:gfxdata="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">
                 <v:stroke joinstyle="miter"/>
@@ -6374,7 +6520,7 @@
               </wp:anchor>
             </w:drawing>
           </mc:Choice>
-          <mc:Fallback xmlns:dgm="http://schemas.openxmlformats.org/drawingml/2006/diagram" xmlns:a14="http://schemas.microsoft.com/office/drawing/2010/main" xmlns:pic="http://schemas.openxmlformats.org/drawingml/2006/picture" xmlns:a="http://schemas.openxmlformats.org/drawingml/2006/main">
+          <mc:Fallback xmlns:a="http://schemas.openxmlformats.org/drawingml/2006/main" xmlns:pic="http://schemas.openxmlformats.org/drawingml/2006/picture" xmlns:a14="http://schemas.microsoft.com/office/drawing/2010/main" xmlns:dgm="http://schemas.openxmlformats.org/drawingml/2006/diagram">
             <w:pict>
               <v:line id="Straight Connector 4" style="position:absolute;z-index:251659264;visibility:visible;mso-wrap-style:square;mso-wrap-distance-left:9pt;mso-wrap-distance-top:0;mso-wrap-distance-right:9pt;mso-wrap-distance-bottom:0;mso-position-horizontal:absolute;mso-position-horizontal-relative:text;mso-position-vertical:absolute;mso-position-vertical-relative:text" o:spid="_x0000_s1026" strokecolor="#4472c4 [3204]" strokeweight=".5pt" from="31.95pt,78.65pt" to="399.25pt,78.65pt" w14:anchorId="6A8ED3FC" o:gfxdata="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">
                 <v:stroke joinstyle="miter" startarrow="block" endarrow="block"/>
@@ -6420,7 +6566,25 @@
           <w:sz w:val="22"/>
           <w:szCs w:val="22"/>
         </w:rPr>
-        <w:t>Days and hours included in a reporting period</w:t>
+        <w:t xml:space="preserve">Days and hours included in </w:t>
+      </w:r>
+      <w:proofErr w:type="gramStart"/>
+      <w:r>
+        <w:rPr>
+          <w:i/>
+          <w:sz w:val="22"/>
+          <w:szCs w:val="22"/>
+        </w:rPr>
+        <w:t>a reporting</w:t>
+      </w:r>
+      <w:proofErr w:type="gramEnd"/>
+      <w:r>
+        <w:rPr>
+          <w:i/>
+          <w:sz w:val="22"/>
+          <w:szCs w:val="22"/>
+        </w:rPr>
+        <w:t xml:space="preserve"> period</w:t>
       </w:r>
     </w:p>
     <w:p/>
@@ -6444,7 +6608,15 @@
         <w:t>graded</w:t>
       </w:r>
       <w:r>
-        <w:t xml:space="preserve"> quizzes, assignments or discussions that do not have a due date set will not be evaluated in relation to the reporting period since there is no way to determine when they are due. Depending on the report you are running, false positive results will indicate that no students have submitted work, or the instructor is overdue on grading </w:t>
+        <w:t xml:space="preserve"> quizzes, assignments or discussions that do not have a due date set will not be evaluated in relation to the reporting period since there is no way to determine when they are due. Depending on the report you are running, false positive results will indicate that no students have submitted work, or the instructor is overdue </w:t>
+      </w:r>
+      <w:proofErr w:type="gramStart"/>
+      <w:r>
+        <w:t>on</w:t>
+      </w:r>
+      <w:proofErr w:type="gramEnd"/>
+      <w:r>
+        <w:t xml:space="preserve"> grading </w:t>
       </w:r>
       <w:r>
         <w:t>those</w:t>
@@ -6534,6 +6706,7 @@
       <w:r>
         <w:t xml:space="preserve">Columns with </w:t>
       </w:r>
+      <w:proofErr w:type="gramStart"/>
       <w:r>
         <w:t xml:space="preserve">a </w:t>
       </w:r>
@@ -6544,6 +6717,7 @@
         </w:rPr>
         <w:t>No</w:t>
       </w:r>
+      <w:proofErr w:type="gramEnd"/>
       <w:r>
         <w:t xml:space="preserve"> value</w:t>
       </w:r>
@@ -6570,12 +6744,12 @@
       <w:pPr>
         <w:pStyle w:val="Heading1"/>
       </w:pPr>
-      <w:bookmarkStart w:id="22" w:name="_Toc179549189"/>
-      <w:bookmarkStart w:id="23" w:name="_Toc38017311"/>
+      <w:bookmarkStart w:id="23" w:name="_Toc179549189"/>
+      <w:bookmarkStart w:id="24" w:name="_Toc38017311"/>
       <w:r>
         <w:t>Instructor of Record</w:t>
       </w:r>
-      <w:bookmarkEnd w:id="22"/>
+      <w:bookmarkEnd w:id="23"/>
     </w:p>
     <w:p>
       <w:r>
@@ -6629,7 +6803,7 @@
       <w:pPr>
         <w:pStyle w:val="Heading1"/>
       </w:pPr>
-      <w:bookmarkStart w:id="24" w:name="_Toc179549190"/>
+      <w:bookmarkStart w:id="25" w:name="_Toc179549190"/>
       <w:r>
         <w:lastRenderedPageBreak/>
         <w:t xml:space="preserve">Detailed </w:t>
@@ -6637,8 +6811,8 @@
       <w:r>
         <w:t>Report Descriptions &amp; Notes</w:t>
       </w:r>
-      <w:bookmarkEnd w:id="23"/>
       <w:bookmarkEnd w:id="24"/>
+      <w:bookmarkEnd w:id="25"/>
     </w:p>
     <w:p/>
     <w:p>
@@ -6648,13 +6822,13 @@
           <w:b w:val="0"/>
         </w:rPr>
       </w:pPr>
-      <w:bookmarkStart w:id="25" w:name="_Toc38017312"/>
-      <w:bookmarkStart w:id="26" w:name="_Toc179549191"/>
+      <w:bookmarkStart w:id="26" w:name="_Toc38017312"/>
+      <w:bookmarkStart w:id="27" w:name="_Toc179549191"/>
       <w:r>
         <w:t>At-risk Student Report</w:t>
       </w:r>
-      <w:bookmarkEnd w:id="25"/>
       <w:bookmarkEnd w:id="26"/>
+      <w:bookmarkEnd w:id="27"/>
     </w:p>
     <w:p/>
     <w:p>
@@ -6874,11 +7048,11 @@
       <w:pPr>
         <w:pStyle w:val="Heading3"/>
       </w:pPr>
-      <w:bookmarkStart w:id="27" w:name="_Toc38017313"/>
+      <w:bookmarkStart w:id="28" w:name="_Toc38017313"/>
       <w:r>
         <w:t>Students Not Anonymized</w:t>
       </w:r>
-      <w:bookmarkEnd w:id="27"/>
+      <w:bookmarkEnd w:id="28"/>
     </w:p>
     <w:p>
       <w:r>
@@ -6920,11 +7094,19 @@
     </w:p>
     <w:p>
       <w:r>
-        <w:t>Assignments that are given a score of zero ( 0 ) by the instructor and have no submission date will be counted as missing. Where no score has been entered in the gradebook, the script checks the assignment’s “missing,” property to determine its status.</w:t>
+        <w:t xml:space="preserve">Assignments that are given a score of zero </w:t>
+      </w:r>
+      <w:proofErr w:type="gramStart"/>
+      <w:r>
+        <w:t>( 0</w:t>
+      </w:r>
+      <w:proofErr w:type="gramEnd"/>
+      <w:r>
+        <w:t xml:space="preserve"> ) by the instructor and have no submission date will be counted as missing. Where no score has been entered in the gradebook, the script checks the assignment’s “missing,” property to determine its status.</w:t>
       </w:r>
     </w:p>
     <w:p>
-      <w:bookmarkStart w:id="28" w:name="_Toc38017314"/>
+      <w:bookmarkStart w:id="29" w:name="_Toc38017314"/>
     </w:p>
     <w:p/>
     <w:p>
@@ -6936,13 +7118,13 @@
       <w:pPr>
         <w:pStyle w:val="Heading2"/>
       </w:pPr>
-      <w:bookmarkStart w:id="29" w:name="_Toc179549192"/>
+      <w:bookmarkStart w:id="30" w:name="_Toc179549192"/>
       <w:r>
         <w:lastRenderedPageBreak/>
         <w:t>Course Resource Access Report</w:t>
       </w:r>
-      <w:bookmarkEnd w:id="28"/>
       <w:bookmarkEnd w:id="29"/>
+      <w:bookmarkEnd w:id="30"/>
     </w:p>
     <w:p/>
     <w:p>
@@ -6983,11 +7165,16 @@
         <w:t>TAs,</w:t>
       </w:r>
       <w:r>
-        <w:t xml:space="preserve"> and observers. Course access</w:t>
+        <w:t xml:space="preserve"> and observers. Course </w:t>
+      </w:r>
+      <w:proofErr w:type="gramStart"/>
+      <w:r>
+        <w:t>access</w:t>
       </w:r>
       <w:r>
         <w:t>es</w:t>
       </w:r>
+      <w:proofErr w:type="gramEnd"/>
       <w:r>
         <w:t xml:space="preserve"> by Canvas administrators, whether as enrolled users or not, are not included in the report.</w:t>
       </w:r>
@@ -7116,15 +7303,29 @@
       <w:pPr>
         <w:pStyle w:val="Heading3"/>
       </w:pPr>
-      <w:bookmarkStart w:id="30" w:name="_Toc38017315"/>
+      <w:bookmarkStart w:id="31" w:name="_Toc38017315"/>
       <w:r>
         <w:t>Students Anonymized</w:t>
       </w:r>
-      <w:bookmarkEnd w:id="30"/>
+      <w:bookmarkEnd w:id="31"/>
     </w:p>
     <w:p>
       <w:r>
-        <w:t>By default, student identities will be anonymized in the Course Resource Access Report. This means that each student’s name will be replaced by a pseudonym and their Canvas and login IDs will not be reported.</w:t>
+        <w:t>By default, student identities will be anonymized in the Course Resource Access Report.</w:t>
+      </w:r>
+      <w:r>
+        <w:t xml:space="preserve"> Each</w:t>
+      </w:r>
+      <w:r>
+        <w:t xml:space="preserve"> student’s name will be replaced by a </w:t>
+      </w:r>
+      <w:proofErr w:type="gramStart"/>
+      <w:r>
+        <w:t>pseudonym</w:t>
+      </w:r>
+      <w:proofErr w:type="gramEnd"/>
+      <w:r>
+        <w:t xml:space="preserve"> and their Canvas and login IDs will not be reported.</w:t>
       </w:r>
       <w:r>
         <w:t xml:space="preserve"> Anonymization can be disable</w:t>
@@ -7166,11 +7367,11 @@
       <w:pPr>
         <w:pStyle w:val="Heading3"/>
       </w:pPr>
-      <w:bookmarkStart w:id="31" w:name="_Toc38017316"/>
+      <w:bookmarkStart w:id="32" w:name="_Toc38017316"/>
       <w:r>
         <w:t>Reporting Period</w:t>
       </w:r>
-      <w:bookmarkEnd w:id="31"/>
+      <w:bookmarkEnd w:id="32"/>
     </w:p>
     <w:p>
       <w:r>
@@ -7186,12 +7387,12 @@
       <w:pPr>
         <w:pStyle w:val="Heading2"/>
       </w:pPr>
-      <w:bookmarkStart w:id="32" w:name="_Toc179549193"/>
+      <w:bookmarkStart w:id="33" w:name="_Toc179549193"/>
       <w:r>
         <w:lastRenderedPageBreak/>
         <w:t>Final Grades Report</w:t>
       </w:r>
-      <w:bookmarkEnd w:id="32"/>
+      <w:bookmarkEnd w:id="33"/>
     </w:p>
     <w:p/>
     <w:p>
@@ -7205,7 +7406,7 @@
         <w:t xml:space="preserve"> each student’s </w:t>
       </w:r>
       <w:r>
-        <w:t xml:space="preserve">final calculated score </w:t>
+        <w:t xml:space="preserve">final score </w:t>
       </w:r>
       <w:r>
         <w:t>and the final letter grade (when avai</w:t>
@@ -7233,6 +7434,114 @@
       </w:r>
       <w:r>
         <w:t>course grade details page so the results of the report can be confirmed, or individual assignment grades can be checked.</w:t>
+      </w:r>
+    </w:p>
+    <w:p/>
+    <w:p>
+      <w:r>
+        <w:t xml:space="preserve">The </w:t>
+      </w:r>
+      <w:r>
+        <w:t xml:space="preserve">final </w:t>
+      </w:r>
+      <w:r>
+        <w:t xml:space="preserve">score </w:t>
+      </w:r>
+      <w:r>
+        <w:t xml:space="preserve">and grades </w:t>
+      </w:r>
+      <w:r>
+        <w:t xml:space="preserve">reported </w:t>
+      </w:r>
+      <w:r>
+        <w:t>are</w:t>
+      </w:r>
+      <w:r>
+        <w:t xml:space="preserve"> </w:t>
+      </w:r>
+      <w:r>
+        <w:t>those that are listed in the Gradebook Total co</w:t>
+      </w:r>
+      <w:r>
+        <w:t xml:space="preserve">lumn. These are </w:t>
+      </w:r>
+      <w:proofErr w:type="gramStart"/>
+      <w:r>
+        <w:t>actually Canvas’s</w:t>
+      </w:r>
+      <w:proofErr w:type="gramEnd"/>
+      <w:r>
+        <w:t xml:space="preserve"> </w:t>
+      </w:r>
+      <w:r>
+        <w:rPr>
+          <w:i/>
+          <w:iCs/>
+        </w:rPr>
+        <w:t>current score</w:t>
+      </w:r>
+      <w:r>
+        <w:t xml:space="preserve"> </w:t>
+      </w:r>
+      <w:r>
+        <w:t xml:space="preserve">and </w:t>
+      </w:r>
+      <w:r>
+        <w:rPr>
+          <w:i/>
+          <w:iCs/>
+        </w:rPr>
+        <w:t>current grade</w:t>
+      </w:r>
+      <w:r>
+        <w:t xml:space="preserve"> values </w:t>
+      </w:r>
+      <w:r>
+        <w:t xml:space="preserve">which </w:t>
+      </w:r>
+      <w:r>
+        <w:t xml:space="preserve">do not reflect missing points from </w:t>
+      </w:r>
+      <w:r>
+        <w:t>ungraded assignments</w:t>
+      </w:r>
+      <w:r>
+        <w:t xml:space="preserve">. </w:t>
+      </w:r>
+      <w:r>
+        <w:t>U</w:t>
+      </w:r>
+      <w:r>
+        <w:t>ngraded assignments, grade weight</w:t>
+      </w:r>
+      <w:r>
+        <w:t>ing</w:t>
+      </w:r>
+      <w:r>
+        <w:t>, or extra credit assignments</w:t>
+      </w:r>
+      <w:r>
+        <w:t xml:space="preserve"> may cause the current scores and grades to have different values</w:t>
+      </w:r>
+      <w:r>
+        <w:t xml:space="preserve"> from the final ones</w:t>
+      </w:r>
+      <w:r>
+        <w:t>.</w:t>
+      </w:r>
+      <w:r>
+        <w:t xml:space="preserve"> The values in the Totals column are passed to CAESAR </w:t>
+      </w:r>
+      <w:r>
+        <w:t xml:space="preserve">when </w:t>
+      </w:r>
+      <w:proofErr w:type="spellStart"/>
+      <w:r>
+        <w:t>GradeSync</w:t>
+      </w:r>
+      <w:proofErr w:type="spellEnd"/>
+      <w:r>
+        <w:t xml:space="preserve"> is run.</w:t>
       </w:r>
     </w:p>
     <w:p>
@@ -7281,12 +7590,30 @@
       <w:r>
         <w:t>, the retention and destruction guidelines described above in the “</w:t>
       </w:r>
-      <w:hyperlink w:anchor="_File_Management" w:history="1">
+      <w:hyperlink w:anchor="_Responsible_Use_of" w:history="1">
         <w:r>
           <w:rPr>
             <w:rStyle w:val="Hyperlink"/>
           </w:rPr>
-          <w:t>Responsible Use of Canvas Data</w:t>
+          <w:t xml:space="preserve">Responsible </w:t>
+        </w:r>
+        <w:r>
+          <w:rPr>
+            <w:rStyle w:val="Hyperlink"/>
+          </w:rPr>
+          <w:t>U</w:t>
+        </w:r>
+        <w:r>
+          <w:rPr>
+            <w:rStyle w:val="Hyperlink"/>
+          </w:rPr>
+          <w:t>se of Canvas Dat</w:t>
+        </w:r>
+        <w:r>
+          <w:rPr>
+            <w:rStyle w:val="Hyperlink"/>
+          </w:rPr>
+          <w:t>a</w:t>
         </w:r>
         <w:r>
           <w:rPr>
@@ -7310,7 +7637,23 @@
     </w:p>
     <w:p>
       <w:r>
-        <w:t xml:space="preserve">The data contained in the report should be retrieved from Canvas only when necessary by authorized staff or administrators. The data should not be used to evaluate student performance or reported to others. </w:t>
+        <w:t xml:space="preserve">The data contained in the report should be retrieved from Canvas only when </w:t>
+      </w:r>
+      <w:proofErr w:type="gramStart"/>
+      <w:r>
+        <w:t>necessary</w:t>
+      </w:r>
+      <w:proofErr w:type="gramEnd"/>
+      <w:r>
+        <w:t xml:space="preserve"> by authorized staff or administrators. The data should not be used to evaluate student performance or </w:t>
+      </w:r>
+      <w:proofErr w:type="gramStart"/>
+      <w:r>
+        <w:t>reported</w:t>
+      </w:r>
+      <w:proofErr w:type="gramEnd"/>
+      <w:r>
+        <w:t xml:space="preserve"> to others. </w:t>
       </w:r>
     </w:p>
     <w:p>
@@ -7338,18 +7681,33 @@
       </w:r>
     </w:p>
     <w:p>
-      <w:bookmarkStart w:id="33" w:name="_Toc38017317"/>
+      <w:bookmarkStart w:id="34" w:name="_Toc38017317"/>
     </w:p>
     <w:p>
       <w:pPr>
+        <w:rPr>
+          <w:rFonts w:asciiTheme="majorHAnsi" w:eastAsiaTheme="majorEastAsia" w:hAnsiTheme="majorHAnsi" w:cstheme="majorBidi"/>
+          <w:b/>
+          <w:color w:val="2F5496" w:themeColor="accent1" w:themeShade="BF"/>
+          <w:sz w:val="26"/>
+          <w:szCs w:val="26"/>
+        </w:rPr>
+      </w:pPr>
+      <w:bookmarkStart w:id="35" w:name="_Toc179549194"/>
+      <w:r>
+        <w:br w:type="page"/>
+      </w:r>
+    </w:p>
+    <w:p>
+      <w:pPr>
         <w:pStyle w:val="Heading2"/>
       </w:pPr>
-      <w:bookmarkStart w:id="34" w:name="_Toc179549194"/>
-      <w:r>
+      <w:r>
+        <w:lastRenderedPageBreak/>
         <w:t>Instructor Presence Report</w:t>
       </w:r>
-      <w:bookmarkEnd w:id="33"/>
       <w:bookmarkEnd w:id="34"/>
+      <w:bookmarkEnd w:id="35"/>
     </w:p>
     <w:p/>
     <w:p>
@@ -7368,8 +7726,13 @@
     </w:p>
     <w:p/>
     <w:p>
-      <w:r>
-        <w:t>Instructor presence is indicated by these general criteria:</w:t>
+      <w:proofErr w:type="gramStart"/>
+      <w:r>
+        <w:t>Instructor</w:t>
+      </w:r>
+      <w:proofErr w:type="gramEnd"/>
+      <w:r>
+        <w:t xml:space="preserve"> presence is indicated by these general criteria:</w:t>
       </w:r>
     </w:p>
     <w:p/>
@@ -7610,7 +7973,6 @@
         <w:spacing w:after="120"/>
       </w:pPr>
       <w:r>
-        <w:lastRenderedPageBreak/>
         <w:t xml:space="preserve">percentage of assignments </w:t>
       </w:r>
       <w:r>
@@ -7754,12 +8116,14 @@
         </w:rPr>
         <w:t xml:space="preserve">If the instructor opted to give audio or video feedback, or give feedback outside the Canvas </w:t>
       </w:r>
+      <w:proofErr w:type="spellStart"/>
       <w:r>
         <w:rPr>
           <w:bCs/>
         </w:rPr>
         <w:t>SpeedGrader</w:t>
       </w:r>
+      <w:proofErr w:type="spellEnd"/>
       <w:r>
         <w:rPr>
           <w:bCs/>
@@ -7921,13 +8285,21 @@
         </w:sectPr>
       </w:pPr>
       <w:r>
-        <w:t>No s</w:t>
+        <w:t xml:space="preserve">No </w:t>
+      </w:r>
+      <w:proofErr w:type="gramStart"/>
+      <w:r>
+        <w:t>s</w:t>
       </w:r>
       <w:r>
         <w:t xml:space="preserve">tudent </w:t>
       </w:r>
       <w:r>
-        <w:t>personally identifiable information is included in the</w:t>
+        <w:t>personally</w:t>
+      </w:r>
+      <w:proofErr w:type="gramEnd"/>
+      <w:r>
+        <w:t xml:space="preserve"> identifiable information is included in the</w:t>
       </w:r>
       <w:r>
         <w:t xml:space="preserve"> </w:t>
@@ -7967,13 +8339,18 @@
       <w:pPr>
         <w:pStyle w:val="Heading2"/>
       </w:pPr>
-      <w:bookmarkStart w:id="35" w:name="_Toc38017318"/>
-      <w:bookmarkStart w:id="36" w:name="_Toc179549195"/>
+      <w:bookmarkStart w:id="36" w:name="_Toc38017318"/>
+      <w:bookmarkStart w:id="37" w:name="_Toc179549195"/>
+    </w:p>
+    <w:p>
+      <w:pPr>
+        <w:pStyle w:val="Heading2"/>
+      </w:pPr>
       <w:r>
         <w:t>Zero Participation Report</w:t>
       </w:r>
-      <w:bookmarkEnd w:id="35"/>
       <w:bookmarkEnd w:id="36"/>
+      <w:bookmarkEnd w:id="37"/>
     </w:p>
     <w:p/>
     <w:p>
@@ -8164,7 +8541,6 @@
     </w:p>
     <w:p>
       <w:r>
-        <w:lastRenderedPageBreak/>
         <w:t xml:space="preserve">In both cases, the script </w:t>
       </w:r>
       <w:r>
@@ -8293,7 +8669,15 @@
         <w:t xml:space="preserve"> contacted to confirm their intent to withdraw</w:t>
       </w:r>
       <w:r>
-        <w:t xml:space="preserve"> or remain in the course.</w:t>
+        <w:t xml:space="preserve"> or remain </w:t>
+      </w:r>
+      <w:proofErr w:type="gramStart"/>
+      <w:r>
+        <w:t>in</w:t>
+      </w:r>
+      <w:proofErr w:type="gramEnd"/>
+      <w:r>
+        <w:t xml:space="preserve"> the course.</w:t>
       </w:r>
     </w:p>
     <w:p/>
@@ -8328,13 +8712,13 @@
         <w:t xml:space="preserve"> The report can be run without a reporting period, in which case the results are “to date.”</w:t>
       </w:r>
     </w:p>
-    <w:p/>
     <w:p>
       <w:pPr>
         <w:pStyle w:val="Heading3"/>
       </w:pPr>
-      <w:bookmarkStart w:id="37" w:name="_Toc38017319"/>
-      <w:r>
+      <w:bookmarkStart w:id="38" w:name="_Toc38017319"/>
+      <w:r>
+        <w:lastRenderedPageBreak/>
         <w:t xml:space="preserve">Students </w:t>
       </w:r>
       <w:r>
@@ -8343,7 +8727,7 @@
       <w:r>
         <w:t>Anonymized</w:t>
       </w:r>
-      <w:bookmarkEnd w:id="37"/>
+      <w:bookmarkEnd w:id="38"/>
     </w:p>
     <w:p>
       <w:pPr>
@@ -8369,14 +8753,14 @@
       <w:pPr>
         <w:pStyle w:val="Heading1"/>
       </w:pPr>
-      <w:bookmarkStart w:id="38" w:name="_Toc38017321"/>
-      <w:bookmarkStart w:id="39" w:name="_Toc179549196"/>
+      <w:bookmarkStart w:id="39" w:name="_Toc38017321"/>
+      <w:bookmarkStart w:id="40" w:name="_Toc179549196"/>
       <w:r>
         <w:lastRenderedPageBreak/>
         <w:t>At-risk Student Report Columns</w:t>
       </w:r>
-      <w:bookmarkEnd w:id="38"/>
       <w:bookmarkEnd w:id="39"/>
+      <w:bookmarkEnd w:id="40"/>
     </w:p>
     <w:p/>
     <w:p>
@@ -10463,7 +10847,27 @@
                 <w:sz w:val="22"/>
                 <w:szCs w:val="22"/>
               </w:rPr>
-              <w:t>The course code with quarter and section</w:t>
+              <w:t xml:space="preserve">The course </w:t>
+            </w:r>
+            <w:proofErr w:type="gramStart"/>
+            <w:r>
+              <w:rPr>
+                <w:rFonts w:cstheme="minorHAnsi"/>
+                <w:color w:val="000000"/>
+                <w:sz w:val="22"/>
+                <w:szCs w:val="22"/>
+              </w:rPr>
+              <w:t>code</w:t>
+            </w:r>
+            <w:proofErr w:type="gramEnd"/>
+            <w:r>
+              <w:rPr>
+                <w:rFonts w:cstheme="minorHAnsi"/>
+                <w:color w:val="000000"/>
+                <w:sz w:val="22"/>
+                <w:szCs w:val="22"/>
+              </w:rPr>
+              <w:t xml:space="preserve"> with quarter and section</w:t>
             </w:r>
           </w:p>
         </w:tc>
@@ -10821,16 +11225,56 @@
                 <w:sz w:val="22"/>
                 <w:szCs w:val="22"/>
               </w:rPr>
-              <w:t>Click an address to open a new message in your email client.</w:t>
-            </w:r>
-            <w:r>
-              <w:rPr>
-                <w:rFonts w:cstheme="minorHAnsi"/>
-                <w:color w:val="000000"/>
-                <w:sz w:val="22"/>
-                <w:szCs w:val="22"/>
-              </w:rPr>
-              <w:t xml:space="preserve"> For multiple instructors, a semi-colon delimited list of email addresses may be pasted into an email To: field.</w:t>
+              <w:t xml:space="preserve">Click an address to open a new message in your </w:t>
+            </w:r>
+            <w:proofErr w:type="gramStart"/>
+            <w:r>
+              <w:rPr>
+                <w:rFonts w:cstheme="minorHAnsi"/>
+                <w:color w:val="000000"/>
+                <w:sz w:val="22"/>
+                <w:szCs w:val="22"/>
+              </w:rPr>
+              <w:t>email client</w:t>
+            </w:r>
+            <w:proofErr w:type="gramEnd"/>
+            <w:r>
+              <w:rPr>
+                <w:rFonts w:cstheme="minorHAnsi"/>
+                <w:color w:val="000000"/>
+                <w:sz w:val="22"/>
+                <w:szCs w:val="22"/>
+              </w:rPr>
+              <w:t>.</w:t>
+            </w:r>
+            <w:r>
+              <w:rPr>
+                <w:rFonts w:cstheme="minorHAnsi"/>
+                <w:color w:val="000000"/>
+                <w:sz w:val="22"/>
+                <w:szCs w:val="22"/>
+              </w:rPr>
+              <w:t xml:space="preserve"> For multiple instructors, a semi-colon delimited list of email addresses may be pasted into an email </w:t>
+            </w:r>
+            <w:proofErr w:type="gramStart"/>
+            <w:r>
+              <w:rPr>
+                <w:rFonts w:cstheme="minorHAnsi"/>
+                <w:color w:val="000000"/>
+                <w:sz w:val="22"/>
+                <w:szCs w:val="22"/>
+              </w:rPr>
+              <w:t>To</w:t>
+            </w:r>
+            <w:proofErr w:type="gramEnd"/>
+            <w:r>
+              <w:rPr>
+                <w:rFonts w:cstheme="minorHAnsi"/>
+                <w:color w:val="000000"/>
+                <w:sz w:val="22"/>
+                <w:szCs w:val="22"/>
+              </w:rPr>
+              <w:t>: field.</w:t>
             </w:r>
           </w:p>
         </w:tc>
@@ -10985,13 +11429,13 @@
       <w:pPr>
         <w:pStyle w:val="Heading1"/>
       </w:pPr>
-      <w:bookmarkStart w:id="40" w:name="_Toc38017322"/>
-      <w:bookmarkStart w:id="41" w:name="_Toc179549197"/>
+      <w:bookmarkStart w:id="41" w:name="_Toc38017322"/>
+      <w:bookmarkStart w:id="42" w:name="_Toc179549197"/>
       <w:r>
         <w:t>Course Resource Access Report Columns</w:t>
       </w:r>
-      <w:bookmarkEnd w:id="40"/>
       <w:bookmarkEnd w:id="41"/>
+      <w:bookmarkEnd w:id="42"/>
     </w:p>
     <w:p>
       <w:pPr>
@@ -11512,7 +11956,27 @@
                 <w:sz w:val="22"/>
                 <w:szCs w:val="22"/>
               </w:rPr>
-              <w:t>Total time the course has been open in a browser with the user logged in</w:t>
+              <w:t xml:space="preserve">Total time the course has been </w:t>
+            </w:r>
+            <w:proofErr w:type="gramStart"/>
+            <w:r>
+              <w:rPr>
+                <w:rFonts w:cstheme="minorHAnsi"/>
+                <w:color w:val="000000"/>
+                <w:sz w:val="22"/>
+                <w:szCs w:val="22"/>
+              </w:rPr>
+              <w:t>open</w:t>
+            </w:r>
+            <w:proofErr w:type="gramEnd"/>
+            <w:r>
+              <w:rPr>
+                <w:rFonts w:cstheme="minorHAnsi"/>
+                <w:color w:val="000000"/>
+                <w:sz w:val="22"/>
+                <w:szCs w:val="22"/>
+              </w:rPr>
+              <w:t xml:space="preserve"> in a browser with the user logged in</w:t>
             </w:r>
           </w:p>
         </w:tc>
@@ -12820,8 +13284,8 @@
       <w:pPr>
         <w:pStyle w:val="Heading1"/>
       </w:pPr>
-      <w:bookmarkStart w:id="42" w:name="_Toc179549198"/>
-      <w:bookmarkStart w:id="43" w:name="_Toc38017323"/>
+      <w:bookmarkStart w:id="43" w:name="_Toc179549198"/>
+      <w:bookmarkStart w:id="44" w:name="_Toc38017323"/>
       <w:r>
         <w:lastRenderedPageBreak/>
         <w:t>Final Grades Report</w:t>
@@ -12829,7 +13293,7 @@
       <w:r>
         <w:t xml:space="preserve"> Columns</w:t>
       </w:r>
-      <w:bookmarkEnd w:id="42"/>
+      <w:bookmarkEnd w:id="43"/>
     </w:p>
     <w:tbl>
       <w:tblPr>
@@ -13168,7 +13632,25 @@
                 <w:sz w:val="22"/>
                 <w:szCs w:val="22"/>
               </w:rPr>
-              <w:t>calculated final course score</w:t>
+              <w:t>final course scor</w:t>
+            </w:r>
+            <w:r>
+              <w:rPr>
+                <w:rFonts w:cstheme="minorHAnsi"/>
+                <w:color w:val="000000"/>
+                <w:sz w:val="22"/>
+                <w:szCs w:val="22"/>
+              </w:rPr>
+              <w:t>e</w:t>
+            </w:r>
+            <w:r>
+              <w:rPr>
+                <w:rFonts w:cstheme="minorHAnsi"/>
+                <w:color w:val="000000"/>
+                <w:sz w:val="22"/>
+                <w:szCs w:val="22"/>
+              </w:rPr>
+              <w:t xml:space="preserve"> as listed in the Gradebook Total column</w:t>
             </w:r>
           </w:p>
         </w:tc>
@@ -13184,8 +13666,110 @@
                 <w:color w:val="000000"/>
                 <w:sz w:val="22"/>
                 <w:szCs w:val="22"/>
-              </w:rPr>
-            </w:pPr>
+                <w:u w:val="single"/>
+              </w:rPr>
+            </w:pPr>
+            <w:r>
+              <w:rPr>
+                <w:rFonts w:cstheme="minorHAnsi"/>
+                <w:color w:val="000000"/>
+                <w:sz w:val="22"/>
+                <w:szCs w:val="22"/>
+              </w:rPr>
+              <w:t xml:space="preserve">The score </w:t>
+            </w:r>
+            <w:r>
+              <w:rPr>
+                <w:rFonts w:cstheme="minorHAnsi"/>
+                <w:color w:val="000000"/>
+                <w:sz w:val="22"/>
+                <w:szCs w:val="22"/>
+              </w:rPr>
+              <w:t>reported</w:t>
+            </w:r>
+            <w:r>
+              <w:rPr>
+                <w:rFonts w:cstheme="minorHAnsi"/>
+                <w:color w:val="000000"/>
+                <w:sz w:val="22"/>
+                <w:szCs w:val="22"/>
+              </w:rPr>
+              <w:t xml:space="preserve"> is </w:t>
+            </w:r>
+            <w:r>
+              <w:rPr>
+                <w:rFonts w:cstheme="minorHAnsi"/>
+                <w:color w:val="000000"/>
+                <w:sz w:val="22"/>
+                <w:szCs w:val="22"/>
+              </w:rPr>
+              <w:t>based</w:t>
+            </w:r>
+            <w:r>
+              <w:rPr>
+                <w:rFonts w:cstheme="minorHAnsi"/>
+                <w:color w:val="000000"/>
+                <w:sz w:val="22"/>
+                <w:szCs w:val="22"/>
+              </w:rPr>
+              <w:t xml:space="preserve"> on Canvas’s </w:t>
+            </w:r>
+            <w:r>
+              <w:rPr>
+                <w:rFonts w:cstheme="minorHAnsi"/>
+                <w:i/>
+                <w:iCs/>
+                <w:color w:val="000000"/>
+                <w:sz w:val="22"/>
+                <w:szCs w:val="22"/>
+              </w:rPr>
+              <w:t>current score</w:t>
+            </w:r>
+            <w:r>
+              <w:rPr>
+                <w:rFonts w:cstheme="minorHAnsi"/>
+                <w:color w:val="000000"/>
+                <w:sz w:val="22"/>
+                <w:szCs w:val="22"/>
+              </w:rPr>
+              <w:t xml:space="preserve"> </w:t>
+            </w:r>
+            <w:r>
+              <w:rPr>
+                <w:rFonts w:cstheme="minorHAnsi"/>
+                <w:color w:val="000000"/>
+                <w:sz w:val="22"/>
+                <w:szCs w:val="22"/>
+              </w:rPr>
+              <w:t xml:space="preserve">value </w:t>
+            </w:r>
+            <w:r>
+              <w:rPr>
+                <w:rFonts w:cstheme="minorHAnsi"/>
+                <w:color w:val="000000"/>
+                <w:sz w:val="22"/>
+                <w:szCs w:val="22"/>
+              </w:rPr>
+              <w:t>which does include</w:t>
+            </w:r>
+            <w:r>
+              <w:rPr>
+                <w:rFonts w:cstheme="minorHAnsi"/>
+                <w:color w:val="000000"/>
+                <w:sz w:val="22"/>
+                <w:szCs w:val="22"/>
+              </w:rPr>
+              <w:t xml:space="preserve"> ungraded assignments</w:t>
+            </w:r>
+            <w:r>
+              <w:rPr>
+                <w:rFonts w:cstheme="minorHAnsi"/>
+                <w:color w:val="000000"/>
+                <w:sz w:val="22"/>
+                <w:szCs w:val="22"/>
+              </w:rPr>
+              <w:t>.</w:t>
+            </w:r>
           </w:p>
         </w:tc>
       </w:tr>
@@ -13260,6 +13844,24 @@
               </w:rPr>
               <w:t>grade</w:t>
             </w:r>
+            <w:r>
+              <w:rPr>
+                <w:rFonts w:cstheme="minorHAnsi"/>
+                <w:color w:val="000000"/>
+                <w:sz w:val="22"/>
+                <w:szCs w:val="22"/>
+              </w:rPr>
+              <w:t xml:space="preserve"> </w:t>
+            </w:r>
+            <w:r>
+              <w:rPr>
+                <w:rFonts w:cstheme="minorHAnsi"/>
+                <w:color w:val="000000"/>
+                <w:sz w:val="22"/>
+                <w:szCs w:val="22"/>
+              </w:rPr>
+              <w:t>as listed in the Gradebook Total column</w:t>
+            </w:r>
           </w:p>
         </w:tc>
         <w:tc>
@@ -13329,6 +13931,111 @@
                 <w:szCs w:val="22"/>
               </w:rPr>
               <w:t>, otherwise this column will be blank.</w:t>
+            </w:r>
+            <w:r>
+              <w:rPr>
+                <w:rFonts w:cstheme="minorHAnsi"/>
+                <w:color w:val="000000"/>
+                <w:sz w:val="22"/>
+                <w:szCs w:val="22"/>
+              </w:rPr>
+              <w:t xml:space="preserve"> </w:t>
+            </w:r>
+            <w:r>
+              <w:rPr>
+                <w:rFonts w:cstheme="minorHAnsi"/>
+                <w:color w:val="000000"/>
+                <w:sz w:val="22"/>
+                <w:szCs w:val="22"/>
+              </w:rPr>
+              <w:t xml:space="preserve">The </w:t>
+            </w:r>
+            <w:r>
+              <w:rPr>
+                <w:rFonts w:cstheme="minorHAnsi"/>
+                <w:color w:val="000000"/>
+                <w:sz w:val="22"/>
+                <w:szCs w:val="22"/>
+              </w:rPr>
+              <w:t>grade</w:t>
+            </w:r>
+            <w:r>
+              <w:rPr>
+                <w:rFonts w:cstheme="minorHAnsi"/>
+                <w:color w:val="000000"/>
+                <w:sz w:val="22"/>
+                <w:szCs w:val="22"/>
+              </w:rPr>
+              <w:t xml:space="preserve"> reported is </w:t>
+            </w:r>
+            <w:r>
+              <w:rPr>
+                <w:rFonts w:cstheme="minorHAnsi"/>
+                <w:color w:val="000000"/>
+                <w:sz w:val="22"/>
+                <w:szCs w:val="22"/>
+              </w:rPr>
+              <w:t>based</w:t>
+            </w:r>
+            <w:r>
+              <w:rPr>
+                <w:rFonts w:cstheme="minorHAnsi"/>
+                <w:color w:val="000000"/>
+                <w:sz w:val="22"/>
+                <w:szCs w:val="22"/>
+              </w:rPr>
+              <w:t xml:space="preserve"> on Canvas’s </w:t>
+            </w:r>
+            <w:r>
+              <w:rPr>
+                <w:rFonts w:cstheme="minorHAnsi"/>
+                <w:i/>
+                <w:iCs/>
+                <w:color w:val="000000"/>
+                <w:sz w:val="22"/>
+                <w:szCs w:val="22"/>
+              </w:rPr>
+              <w:t xml:space="preserve">current </w:t>
+            </w:r>
+            <w:r>
+              <w:rPr>
+                <w:rFonts w:cstheme="minorHAnsi"/>
+                <w:i/>
+                <w:iCs/>
+                <w:color w:val="000000"/>
+                <w:sz w:val="22"/>
+                <w:szCs w:val="22"/>
+              </w:rPr>
+              <w:t xml:space="preserve">grade </w:t>
+            </w:r>
+            <w:r>
+              <w:rPr>
+                <w:rFonts w:cstheme="minorHAnsi"/>
+                <w:i/>
+                <w:iCs/>
+                <w:color w:val="000000"/>
+                <w:sz w:val="22"/>
+                <w:szCs w:val="22"/>
+              </w:rPr>
+              <w:t xml:space="preserve">value </w:t>
+            </w:r>
+            <w:r>
+              <w:rPr>
+                <w:rFonts w:cstheme="minorHAnsi"/>
+                <w:color w:val="000000"/>
+                <w:sz w:val="22"/>
+                <w:szCs w:val="22"/>
+              </w:rPr>
+              <w:t>which does include ungraded assignments</w:t>
+            </w:r>
+            <w:r>
+              <w:rPr>
+                <w:rFonts w:cstheme="minorHAnsi"/>
+                <w:color w:val="000000"/>
+                <w:sz w:val="22"/>
+                <w:szCs w:val="22"/>
+              </w:rPr>
+              <w:t>.</w:t>
             </w:r>
           </w:p>
         </w:tc>
@@ -13797,7 +14504,7 @@
       <w:pPr>
         <w:pStyle w:val="Heading1"/>
       </w:pPr>
-      <w:bookmarkStart w:id="44" w:name="_Toc179549199"/>
+      <w:bookmarkStart w:id="45" w:name="_Toc179549199"/>
       <w:r>
         <w:lastRenderedPageBreak/>
         <w:t>Instructor Presence Report</w:t>
@@ -13805,8 +14512,8 @@
       <w:r>
         <w:t xml:space="preserve"> Columns</w:t>
       </w:r>
-      <w:bookmarkEnd w:id="43"/>
       <w:bookmarkEnd w:id="44"/>
+      <w:bookmarkEnd w:id="45"/>
     </w:p>
     <w:p>
       <w:pPr>
@@ -14464,7 +15171,27 @@
                 <w:sz w:val="22"/>
                 <w:szCs w:val="22"/>
               </w:rPr>
-              <w:t>Total time the course has been open in a browser</w:t>
+              <w:t xml:space="preserve">Total time the course has been </w:t>
+            </w:r>
+            <w:proofErr w:type="gramStart"/>
+            <w:r>
+              <w:rPr>
+                <w:rFonts w:cstheme="minorHAnsi"/>
+                <w:color w:val="000000"/>
+                <w:sz w:val="22"/>
+                <w:szCs w:val="22"/>
+              </w:rPr>
+              <w:t>open</w:t>
+            </w:r>
+            <w:proofErr w:type="gramEnd"/>
+            <w:r>
+              <w:rPr>
+                <w:rFonts w:cstheme="minorHAnsi"/>
+                <w:color w:val="000000"/>
+                <w:sz w:val="22"/>
+                <w:szCs w:val="22"/>
+              </w:rPr>
+              <w:t xml:space="preserve"> in a browser</w:t>
             </w:r>
           </w:p>
         </w:tc>
@@ -15344,7 +16071,27 @@
                 <w:sz w:val="22"/>
                 <w:szCs w:val="22"/>
               </w:rPr>
-              <w:t>Graded On-time %</w:t>
+              <w:t xml:space="preserve">Graded </w:t>
+            </w:r>
+            <w:proofErr w:type="gramStart"/>
+            <w:r>
+              <w:rPr>
+                <w:rFonts w:ascii="Calibri" w:hAnsi="Calibri" w:cs="Calibri"/>
+                <w:color w:val="000000"/>
+                <w:sz w:val="22"/>
+                <w:szCs w:val="22"/>
+              </w:rPr>
+              <w:t>On-time</w:t>
+            </w:r>
+            <w:proofErr w:type="gramEnd"/>
+            <w:r>
+              <w:rPr>
+                <w:rFonts w:ascii="Calibri" w:hAnsi="Calibri" w:cs="Calibri"/>
+                <w:color w:val="000000"/>
+                <w:sz w:val="22"/>
+                <w:szCs w:val="22"/>
+              </w:rPr>
+              <w:t xml:space="preserve"> %</w:t>
             </w:r>
           </w:p>
         </w:tc>
@@ -15611,7 +16358,27 @@
                 <w:sz w:val="22"/>
                 <w:szCs w:val="22"/>
               </w:rPr>
-              <w:t xml:space="preserve">Grades are not late if deliverables submitted within the last seven days. Percentages may not add to 100% while the course is running. </w:t>
+              <w:t xml:space="preserve">Grades are not late if deliverables </w:t>
+            </w:r>
+            <w:proofErr w:type="gramStart"/>
+            <w:r>
+              <w:rPr>
+                <w:rFonts w:ascii="Calibri" w:hAnsi="Calibri" w:cs="Calibri"/>
+                <w:color w:val="000000"/>
+                <w:sz w:val="22"/>
+                <w:szCs w:val="22"/>
+              </w:rPr>
+              <w:t>submitted</w:t>
+            </w:r>
+            <w:proofErr w:type="gramEnd"/>
+            <w:r>
+              <w:rPr>
+                <w:rFonts w:ascii="Calibri" w:hAnsi="Calibri" w:cs="Calibri"/>
+                <w:color w:val="000000"/>
+                <w:sz w:val="22"/>
+                <w:szCs w:val="22"/>
+              </w:rPr>
+              <w:t xml:space="preserve"> within the last seven days. Percentages may not add to 100% while the course is running. </w:t>
             </w:r>
           </w:p>
         </w:tc>
@@ -15749,7 +16516,27 @@
                 <w:sz w:val="22"/>
                 <w:szCs w:val="22"/>
               </w:rPr>
-              <w:t xml:space="preserve">Grades are not missing if deliverables submitted within the last seven days. Percentages may not add to 100% while the course is running. </w:t>
+              <w:t xml:space="preserve">Grades are not missing if deliverables </w:t>
+            </w:r>
+            <w:proofErr w:type="gramStart"/>
+            <w:r>
+              <w:rPr>
+                <w:rFonts w:ascii="Calibri" w:hAnsi="Calibri" w:cs="Calibri"/>
+                <w:color w:val="000000"/>
+                <w:sz w:val="22"/>
+                <w:szCs w:val="22"/>
+              </w:rPr>
+              <w:t>submitted</w:t>
+            </w:r>
+            <w:proofErr w:type="gramEnd"/>
+            <w:r>
+              <w:rPr>
+                <w:rFonts w:ascii="Calibri" w:hAnsi="Calibri" w:cs="Calibri"/>
+                <w:color w:val="000000"/>
+                <w:sz w:val="22"/>
+                <w:szCs w:val="22"/>
+              </w:rPr>
+              <w:t xml:space="preserve"> within the last seven days. Percentages may not add to 100% while the course is running. </w:t>
             </w:r>
           </w:p>
         </w:tc>
@@ -16505,7 +17292,27 @@
                 <w:sz w:val="22"/>
                 <w:szCs w:val="22"/>
               </w:rPr>
-              <w:t>The course code with quarter and section</w:t>
+              <w:t xml:space="preserve">The course </w:t>
+            </w:r>
+            <w:proofErr w:type="gramStart"/>
+            <w:r>
+              <w:rPr>
+                <w:rFonts w:cstheme="minorHAnsi"/>
+                <w:color w:val="000000"/>
+                <w:sz w:val="22"/>
+                <w:szCs w:val="22"/>
+              </w:rPr>
+              <w:t>code</w:t>
+            </w:r>
+            <w:proofErr w:type="gramEnd"/>
+            <w:r>
+              <w:rPr>
+                <w:rFonts w:cstheme="minorHAnsi"/>
+                <w:color w:val="000000"/>
+                <w:sz w:val="22"/>
+                <w:szCs w:val="22"/>
+              </w:rPr>
+              <w:t xml:space="preserve"> with quarter and section</w:t>
             </w:r>
           </w:p>
         </w:tc>
@@ -16648,14 +17455,14 @@
       <w:pPr>
         <w:pStyle w:val="Heading1"/>
       </w:pPr>
-      <w:bookmarkStart w:id="45" w:name="_Toc38017324"/>
-      <w:bookmarkStart w:id="46" w:name="_Toc179549200"/>
+      <w:bookmarkStart w:id="46" w:name="_Toc38017324"/>
+      <w:bookmarkStart w:id="47" w:name="_Toc179549200"/>
       <w:r>
         <w:lastRenderedPageBreak/>
         <w:t>Zero Participation Report Columns</w:t>
       </w:r>
-      <w:bookmarkEnd w:id="45"/>
       <w:bookmarkEnd w:id="46"/>
+      <w:bookmarkEnd w:id="47"/>
     </w:p>
     <w:p/>
     <w:tbl>
@@ -17529,7 +18336,27 @@
                 <w:sz w:val="22"/>
                 <w:szCs w:val="22"/>
               </w:rPr>
-              <w:t>The course code with quarter and section</w:t>
+              <w:t xml:space="preserve">The course </w:t>
+            </w:r>
+            <w:proofErr w:type="gramStart"/>
+            <w:r>
+              <w:rPr>
+                <w:rFonts w:cstheme="minorHAnsi"/>
+                <w:color w:val="000000"/>
+                <w:sz w:val="22"/>
+                <w:szCs w:val="22"/>
+              </w:rPr>
+              <w:t>code</w:t>
+            </w:r>
+            <w:proofErr w:type="gramEnd"/>
+            <w:r>
+              <w:rPr>
+                <w:rFonts w:cstheme="minorHAnsi"/>
+                <w:color w:val="000000"/>
+                <w:sz w:val="22"/>
+                <w:szCs w:val="22"/>
+              </w:rPr>
+              <w:t xml:space="preserve"> with quarter and section</w:t>
             </w:r>
           </w:p>
         </w:tc>
@@ -18146,7 +18973,47 @@
                 <w:sz w:val="22"/>
                 <w:szCs w:val="22"/>
               </w:rPr>
-              <w:t>Click an address to open a new message in your email client. For multiple instructors, a semi-colon delimited list of email addresses may be copied and pasted into an email To: field.</w:t>
+              <w:t xml:space="preserve">Click an address to open a new message in your </w:t>
+            </w:r>
+            <w:proofErr w:type="gramStart"/>
+            <w:r>
+              <w:rPr>
+                <w:rFonts w:cstheme="minorHAnsi"/>
+                <w:color w:val="000000"/>
+                <w:sz w:val="22"/>
+                <w:szCs w:val="22"/>
+              </w:rPr>
+              <w:t>email client</w:t>
+            </w:r>
+            <w:proofErr w:type="gramEnd"/>
+            <w:r>
+              <w:rPr>
+                <w:rFonts w:cstheme="minorHAnsi"/>
+                <w:color w:val="000000"/>
+                <w:sz w:val="22"/>
+                <w:szCs w:val="22"/>
+              </w:rPr>
+              <w:t xml:space="preserve">. For multiple instructors, a semi-colon delimited list of email addresses may be copied and pasted into an email </w:t>
+            </w:r>
+            <w:proofErr w:type="gramStart"/>
+            <w:r>
+              <w:rPr>
+                <w:rFonts w:cstheme="minorHAnsi"/>
+                <w:color w:val="000000"/>
+                <w:sz w:val="22"/>
+                <w:szCs w:val="22"/>
+              </w:rPr>
+              <w:t>To</w:t>
+            </w:r>
+            <w:proofErr w:type="gramEnd"/>
+            <w:r>
+              <w:rPr>
+                <w:rFonts w:cstheme="minorHAnsi"/>
+                <w:color w:val="000000"/>
+                <w:sz w:val="22"/>
+                <w:szCs w:val="22"/>
+              </w:rPr>
+              <w:t>: field.</w:t>
             </w:r>
           </w:p>
         </w:tc>
@@ -18356,7 +19223,7 @@
 </file>
 
 <file path=word/endnotes.xml><?xml version="1.0" encoding="utf-8"?>
-<w:endnotes xmlns:wpc="http://schemas.microsoft.com/office/word/2010/wordprocessingCanvas" xmlns:cx="http://schemas.microsoft.com/office/drawing/2014/chartex" xmlns:cx1="http://schemas.microsoft.com/office/drawing/2015/9/8/chartex" xmlns:cx2="http://schemas.microsoft.com/office/drawing/2015/10/21/chartex" xmlns:cx3="http://schemas.microsoft.com/office/drawing/2016/5/9/chartex" xmlns:cx4="http://schemas.microsoft.com/office/drawing/2016/5/10/chartex" xmlns:cx5="http://schemas.microsoft.com/office/drawing/2016/5/11/chartex" xmlns:cx6="http://schemas.microsoft.com/office/drawing/2016/5/12/chartex" xmlns:cx7="http://schemas.microsoft.com/office/drawing/2016/5/13/chartex" xmlns:cx8="http://schemas.microsoft.com/office/drawing/2016/5/14/chartex" xmlns:mc="http://schemas.openxmlformats.org/markup-compatibility/2006" xmlns:aink="http://schemas.microsoft.com/office/drawing/2016/ink" xmlns:am3d="http://schemas.microsoft.com/office/drawing/2017/model3d" xmlns:o="urn:schemas-microsoft-com:office:office" xmlns:oel="http://schemas.microsoft.com/office/2019/extlst" xmlns:r="http://schemas.openxmlformats.org/officeDocument/2006/relationships" xmlns:m="http://schemas.openxmlformats.org/officeDocument/2006/math" xmlns:v="urn:schemas-microsoft-com:vml" xmlns:wp14="http://schemas.microsoft.com/office/word/2010/wordprocessingDrawing" xmlns:wp="http://schemas.openxmlformats.org/drawingml/2006/wordprocessingDrawing" xmlns:w10="urn:schemas-microsoft-com:office:word" xmlns:w="http://schemas.openxmlformats.org/wordprocessingml/2006/main" xmlns:w14="http://schemas.microsoft.com/office/word/2010/wordml" xmlns:w15="http://schemas.microsoft.com/office/word/2012/wordml" xmlns:w16cex="http://schemas.microsoft.com/office/word/2018/wordml/cex" xmlns:w16cid="http://schemas.microsoft.com/office/word/2016/wordml/cid" xmlns:w16="http://schemas.microsoft.com/office/word/2018/wordml" xmlns:w16du="http://schemas.microsoft.com/office/word/2023/wordml/word16du" xmlns:w16sdtdh="http://schemas.microsoft.com/office/word/2020/wordml/sdtdatahash" xmlns:w16sdtfl="http://schemas.microsoft.com/office/word/2024/wordml/sdtformatlock" xmlns:w16se="http://schemas.microsoft.com/office/word/2015/wordml/symex" xmlns:wpg="http://schemas.microsoft.com/office/word/2010/wordprocessingGroup" xmlns:wpi="http://schemas.microsoft.com/office/word/2010/wordprocessingInk" xmlns:wne="http://schemas.microsoft.com/office/word/2006/wordml" xmlns:wps="http://schemas.microsoft.com/office/word/2010/wordprocessingShape" mc:Ignorable="w14 w15 w16se w16cid w16 w16cex w16sdtdh w16sdtfl w16du wp14">
+<w:endnotes xmlns:wpc="http://schemas.microsoft.com/office/word/2010/wordprocessingCanvas" xmlns:cx="http://schemas.microsoft.com/office/drawing/2014/chartex" xmlns:cx1="http://schemas.microsoft.com/office/drawing/2015/9/8/chartex" xmlns:cx2="http://schemas.microsoft.com/office/drawing/2015/10/21/chartex" xmlns:cx3="http://schemas.microsoft.com/office/drawing/2016/5/9/chartex" xmlns:cx4="http://schemas.microsoft.com/office/drawing/2016/5/10/chartex" xmlns:cx5="http://schemas.microsoft.com/office/drawing/2016/5/11/chartex" xmlns:cx6="http://schemas.microsoft.com/office/drawing/2016/5/12/chartex" xmlns:cx7="http://schemas.microsoft.com/office/drawing/2016/5/13/chartex" xmlns:cx8="http://schemas.microsoft.com/office/drawing/2016/5/14/chartex" xmlns:mc="http://schemas.openxmlformats.org/markup-compatibility/2006" xmlns:aink="http://schemas.microsoft.com/office/drawing/2016/ink" xmlns:am3d="http://schemas.microsoft.com/office/drawing/2017/model3d" xmlns:o="urn:schemas-microsoft-com:office:office" xmlns:oel="http://schemas.microsoft.com/office/2019/extlst" xmlns:r="http://schemas.openxmlformats.org/officeDocument/2006/relationships" xmlns:m="http://schemas.openxmlformats.org/officeDocument/2006/math" xmlns:v="urn:schemas-microsoft-com:vml" xmlns:wp14="http://schemas.microsoft.com/office/word/2010/wordprocessingDrawing" xmlns:wp="http://schemas.openxmlformats.org/drawingml/2006/wordprocessingDrawing" xmlns:w10="urn:schemas-microsoft-com:office:word" xmlns:w="http://schemas.openxmlformats.org/wordprocessingml/2006/main" xmlns:w14="http://schemas.microsoft.com/office/word/2010/wordml" xmlns:w15="http://schemas.microsoft.com/office/word/2012/wordml" xmlns:w16cei="http://schemas.microsoft.com/office/word/2026/wordml/cei" xmlns:w16cex="http://schemas.microsoft.com/office/word/2018/wordml/cex" xmlns:w16cid="http://schemas.microsoft.com/office/word/2016/wordml/cid" xmlns:w16="http://schemas.microsoft.com/office/word/2018/wordml" xmlns:w16du="http://schemas.microsoft.com/office/word/2023/wordml/word16du" xmlns:w16sdtdh="http://schemas.microsoft.com/office/word/2020/wordml/sdtdatahash" xmlns:w16sdtfl="http://schemas.microsoft.com/office/word/2024/wordml/sdtformatlock" xmlns:w16se="http://schemas.microsoft.com/office/word/2015/wordml/symex" xmlns:wpg="http://schemas.microsoft.com/office/word/2010/wordprocessingGroup" xmlns:wpi="http://schemas.microsoft.com/office/word/2010/wordprocessingInk" xmlns:wne="http://schemas.microsoft.com/office/word/2006/wordml" xmlns:wps="http://schemas.microsoft.com/office/word/2010/wordprocessingShape" mc:Ignorable="w14 w15 w16se w16cid w16 w16cex w16sdtdh w16sdtfl w16du wp14">
   <w:endnote w:type="separator" w:id="-1">
     <w:p>
       <w:r>
@@ -18375,7 +19242,7 @@
 </file>
 
 <file path=word/footer1.xml><?xml version="1.0" encoding="utf-8"?>
-<w:ftr xmlns:wpc="http://schemas.microsoft.com/office/word/2010/wordprocessingCanvas" xmlns:cx="http://schemas.microsoft.com/office/drawing/2014/chartex" xmlns:cx1="http://schemas.microsoft.com/office/drawing/2015/9/8/chartex" xmlns:cx2="http://schemas.microsoft.com/office/drawing/2015/10/21/chartex" xmlns:cx3="http://schemas.microsoft.com/office/drawing/2016/5/9/chartex" xmlns:cx4="http://schemas.microsoft.com/office/drawing/2016/5/10/chartex" xmlns:cx5="http://schemas.microsoft.com/office/drawing/2016/5/11/chartex" xmlns:cx6="http://schemas.microsoft.com/office/drawing/2016/5/12/chartex" xmlns:cx7="http://schemas.microsoft.com/office/drawing/2016/5/13/chartex" xmlns:cx8="http://schemas.microsoft.com/office/drawing/2016/5/14/chartex" xmlns:mc="http://schemas.openxmlformats.org/markup-compatibility/2006" xmlns:aink="http://schemas.microsoft.com/office/drawing/2016/ink" xmlns:am3d="http://schemas.microsoft.com/office/drawing/2017/model3d" xmlns:o="urn:schemas-microsoft-com:office:office" xmlns:oel="http://schemas.microsoft.com/office/2019/extlst" xmlns:r="http://schemas.openxmlformats.org/officeDocument/2006/relationships" xmlns:m="http://schemas.openxmlformats.org/officeDocument/2006/math" xmlns:v="urn:schemas-microsoft-com:vml" xmlns:wp14="http://schemas.microsoft.com/office/word/2010/wordprocessingDrawing" xmlns:wp="http://schemas.openxmlformats.org/drawingml/2006/wordprocessingDrawing" xmlns:w10="urn:schemas-microsoft-com:office:word" xmlns:w="http://schemas.openxmlformats.org/wordprocessingml/2006/main" xmlns:w14="http://schemas.microsoft.com/office/word/2010/wordml" xmlns:w15="http://schemas.microsoft.com/office/word/2012/wordml" xmlns:w16cex="http://schemas.microsoft.com/office/word/2018/wordml/cex" xmlns:w16cid="http://schemas.microsoft.com/office/word/2016/wordml/cid" xmlns:w16="http://schemas.microsoft.com/office/word/2018/wordml" xmlns:w16du="http://schemas.microsoft.com/office/word/2023/wordml/word16du" xmlns:w16sdtdh="http://schemas.microsoft.com/office/word/2020/wordml/sdtdatahash" xmlns:w16sdtfl="http://schemas.microsoft.com/office/word/2024/wordml/sdtformatlock" xmlns:w16se="http://schemas.microsoft.com/office/word/2015/wordml/symex" xmlns:wpg="http://schemas.microsoft.com/office/word/2010/wordprocessingGroup" xmlns:wpi="http://schemas.microsoft.com/office/word/2010/wordprocessingInk" xmlns:wne="http://schemas.microsoft.com/office/word/2006/wordml" xmlns:wps="http://schemas.microsoft.com/office/word/2010/wordprocessingShape" mc:Ignorable="w14 w15 w16se w16cid w16 w16cex w16sdtdh w16sdtfl w16du wp14">
+<w:ftr xmlns:wpc="http://schemas.microsoft.com/office/word/2010/wordprocessingCanvas" xmlns:cx="http://schemas.microsoft.com/office/drawing/2014/chartex" xmlns:cx1="http://schemas.microsoft.com/office/drawing/2015/9/8/chartex" xmlns:cx2="http://schemas.microsoft.com/office/drawing/2015/10/21/chartex" xmlns:cx3="http://schemas.microsoft.com/office/drawing/2016/5/9/chartex" xmlns:cx4="http://schemas.microsoft.com/office/drawing/2016/5/10/chartex" xmlns:cx5="http://schemas.microsoft.com/office/drawing/2016/5/11/chartex" xmlns:cx6="http://schemas.microsoft.com/office/drawing/2016/5/12/chartex" xmlns:cx7="http://schemas.microsoft.com/office/drawing/2016/5/13/chartex" xmlns:cx8="http://schemas.microsoft.com/office/drawing/2016/5/14/chartex" xmlns:mc="http://schemas.openxmlformats.org/markup-compatibility/2006" xmlns:aink="http://schemas.microsoft.com/office/drawing/2016/ink" xmlns:am3d="http://schemas.microsoft.com/office/drawing/2017/model3d" xmlns:o="urn:schemas-microsoft-com:office:office" xmlns:oel="http://schemas.microsoft.com/office/2019/extlst" xmlns:r="http://schemas.openxmlformats.org/officeDocument/2006/relationships" xmlns:m="http://schemas.openxmlformats.org/officeDocument/2006/math" xmlns:v="urn:schemas-microsoft-com:vml" xmlns:wp14="http://schemas.microsoft.com/office/word/2010/wordprocessingDrawing" xmlns:wp="http://schemas.openxmlformats.org/drawingml/2006/wordprocessingDrawing" xmlns:w10="urn:schemas-microsoft-com:office:word" xmlns:w="http://schemas.openxmlformats.org/wordprocessingml/2006/main" xmlns:w14="http://schemas.microsoft.com/office/word/2010/wordml" xmlns:w15="http://schemas.microsoft.com/office/word/2012/wordml" xmlns:w16cei="http://schemas.microsoft.com/office/word/2026/wordml/cei" xmlns:w16cex="http://schemas.microsoft.com/office/word/2018/wordml/cex" xmlns:w16cid="http://schemas.microsoft.com/office/word/2016/wordml/cid" xmlns:w16="http://schemas.microsoft.com/office/word/2018/wordml" xmlns:w16du="http://schemas.microsoft.com/office/word/2023/wordml/word16du" xmlns:w16sdtdh="http://schemas.microsoft.com/office/word/2020/wordml/sdtdatahash" xmlns:w16sdtfl="http://schemas.microsoft.com/office/word/2024/wordml/sdtformatlock" xmlns:w16se="http://schemas.microsoft.com/office/word/2015/wordml/symex" xmlns:wpg="http://schemas.microsoft.com/office/word/2010/wordprocessingGroup" xmlns:wpi="http://schemas.microsoft.com/office/word/2010/wordprocessingInk" xmlns:wne="http://schemas.microsoft.com/office/word/2006/wordml" xmlns:wps="http://schemas.microsoft.com/office/word/2010/wordprocessingShape" mc:Ignorable="w14 w15 w16se w16cid w16 w16cex w16sdtdh w16sdtfl w16du wp14">
   <w:sdt>
     <w:sdtPr>
       <w:rPr>
@@ -18387,6 +19254,11 @@
         <w:docPartUnique/>
       </w:docPartObj>
     </w:sdtPr>
+    <w:sdtEndPr>
+      <w:rPr>
+        <w:rStyle w:val="PageNumber"/>
+      </w:rPr>
+    </w:sdtEndPr>
     <w:sdtContent>
       <w:p>
         <w:pPr>
@@ -18427,7 +19299,7 @@
 </file>
 
 <file path=word/footer2.xml><?xml version="1.0" encoding="utf-8"?>
-<w:ftr xmlns:wpc="http://schemas.microsoft.com/office/word/2010/wordprocessingCanvas" xmlns:cx="http://schemas.microsoft.com/office/drawing/2014/chartex" xmlns:cx1="http://schemas.microsoft.com/office/drawing/2015/9/8/chartex" xmlns:cx2="http://schemas.microsoft.com/office/drawing/2015/10/21/chartex" xmlns:cx3="http://schemas.microsoft.com/office/drawing/2016/5/9/chartex" xmlns:cx4="http://schemas.microsoft.com/office/drawing/2016/5/10/chartex" xmlns:cx5="http://schemas.microsoft.com/office/drawing/2016/5/11/chartex" xmlns:cx6="http://schemas.microsoft.com/office/drawing/2016/5/12/chartex" xmlns:cx7="http://schemas.microsoft.com/office/drawing/2016/5/13/chartex" xmlns:cx8="http://schemas.microsoft.com/office/drawing/2016/5/14/chartex" xmlns:mc="http://schemas.openxmlformats.org/markup-compatibility/2006" xmlns:aink="http://schemas.microsoft.com/office/drawing/2016/ink" xmlns:am3d="http://schemas.microsoft.com/office/drawing/2017/model3d" xmlns:o="urn:schemas-microsoft-com:office:office" xmlns:oel="http://schemas.microsoft.com/office/2019/extlst" xmlns:r="http://schemas.openxmlformats.org/officeDocument/2006/relationships" xmlns:m="http://schemas.openxmlformats.org/officeDocument/2006/math" xmlns:v="urn:schemas-microsoft-com:vml" xmlns:wp14="http://schemas.microsoft.com/office/word/2010/wordprocessingDrawing" xmlns:wp="http://schemas.openxmlformats.org/drawingml/2006/wordprocessingDrawing" xmlns:w10="urn:schemas-microsoft-com:office:word" xmlns:w="http://schemas.openxmlformats.org/wordprocessingml/2006/main" xmlns:w14="http://schemas.microsoft.com/office/word/2010/wordml" xmlns:w15="http://schemas.microsoft.com/office/word/2012/wordml" xmlns:w16cex="http://schemas.microsoft.com/office/word/2018/wordml/cex" xmlns:w16cid="http://schemas.microsoft.com/office/word/2016/wordml/cid" xmlns:w16="http://schemas.microsoft.com/office/word/2018/wordml" xmlns:w16du="http://schemas.microsoft.com/office/word/2023/wordml/word16du" xmlns:w16sdtdh="http://schemas.microsoft.com/office/word/2020/wordml/sdtdatahash" xmlns:w16sdtfl="http://schemas.microsoft.com/office/word/2024/wordml/sdtformatlock" xmlns:w16se="http://schemas.microsoft.com/office/word/2015/wordml/symex" xmlns:wpg="http://schemas.microsoft.com/office/word/2010/wordprocessingGroup" xmlns:wpi="http://schemas.microsoft.com/office/word/2010/wordprocessingInk" xmlns:wne="http://schemas.microsoft.com/office/word/2006/wordml" xmlns:wps="http://schemas.microsoft.com/office/word/2010/wordprocessingShape" mc:Ignorable="w14 w15 w16se w16cid w16 w16cex w16sdtdh w16sdtfl w16du wp14">
+<w:ftr xmlns:wpc="http://schemas.microsoft.com/office/word/2010/wordprocessingCanvas" xmlns:cx="http://schemas.microsoft.com/office/drawing/2014/chartex" xmlns:cx1="http://schemas.microsoft.com/office/drawing/2015/9/8/chartex" xmlns:cx2="http://schemas.microsoft.com/office/drawing/2015/10/21/chartex" xmlns:cx3="http://schemas.microsoft.com/office/drawing/2016/5/9/chartex" xmlns:cx4="http://schemas.microsoft.com/office/drawing/2016/5/10/chartex" xmlns:cx5="http://schemas.microsoft.com/office/drawing/2016/5/11/chartex" xmlns:cx6="http://schemas.microsoft.com/office/drawing/2016/5/12/chartex" xmlns:cx7="http://schemas.microsoft.com/office/drawing/2016/5/13/chartex" xmlns:cx8="http://schemas.microsoft.com/office/drawing/2016/5/14/chartex" xmlns:mc="http://schemas.openxmlformats.org/markup-compatibility/2006" xmlns:aink="http://schemas.microsoft.com/office/drawing/2016/ink" xmlns:am3d="http://schemas.microsoft.com/office/drawing/2017/model3d" xmlns:o="urn:schemas-microsoft-com:office:office" xmlns:oel="http://schemas.microsoft.com/office/2019/extlst" xmlns:r="http://schemas.openxmlformats.org/officeDocument/2006/relationships" xmlns:m="http://schemas.openxmlformats.org/officeDocument/2006/math" xmlns:v="urn:schemas-microsoft-com:vml" xmlns:wp14="http://schemas.microsoft.com/office/word/2010/wordprocessingDrawing" xmlns:wp="http://schemas.openxmlformats.org/drawingml/2006/wordprocessingDrawing" xmlns:w10="urn:schemas-microsoft-com:office:word" xmlns:w="http://schemas.openxmlformats.org/wordprocessingml/2006/main" xmlns:w14="http://schemas.microsoft.com/office/word/2010/wordml" xmlns:w15="http://schemas.microsoft.com/office/word/2012/wordml" xmlns:w16cei="http://schemas.microsoft.com/office/word/2026/wordml/cei" xmlns:w16cex="http://schemas.microsoft.com/office/word/2018/wordml/cex" xmlns:w16cid="http://schemas.microsoft.com/office/word/2016/wordml/cid" xmlns:w16="http://schemas.microsoft.com/office/word/2018/wordml" xmlns:w16du="http://schemas.microsoft.com/office/word/2023/wordml/word16du" xmlns:w16sdtdh="http://schemas.microsoft.com/office/word/2020/wordml/sdtdatahash" xmlns:w16sdtfl="http://schemas.microsoft.com/office/word/2024/wordml/sdtformatlock" xmlns:w16se="http://schemas.microsoft.com/office/word/2015/wordml/symex" xmlns:wpg="http://schemas.microsoft.com/office/word/2010/wordprocessingGroup" xmlns:wpi="http://schemas.microsoft.com/office/word/2010/wordprocessingInk" xmlns:wne="http://schemas.microsoft.com/office/word/2006/wordml" xmlns:wps="http://schemas.microsoft.com/office/word/2010/wordprocessingShape" mc:Ignorable="w14 w15 w16se w16cid w16 w16cex w16sdtdh w16sdtfl w16du wp14">
   <w:p>
     <w:pPr>
       <w:pStyle w:val="Footer"/>
@@ -18528,7 +19400,7 @@
 </file>
 
 <file path=word/footer3.xml><?xml version="1.0" encoding="utf-8"?>
-<w:ftr xmlns:wpc="http://schemas.microsoft.com/office/word/2010/wordprocessingCanvas" xmlns:cx="http://schemas.microsoft.com/office/drawing/2014/chartex" xmlns:cx1="http://schemas.microsoft.com/office/drawing/2015/9/8/chartex" xmlns:cx2="http://schemas.microsoft.com/office/drawing/2015/10/21/chartex" xmlns:cx3="http://schemas.microsoft.com/office/drawing/2016/5/9/chartex" xmlns:cx4="http://schemas.microsoft.com/office/drawing/2016/5/10/chartex" xmlns:cx5="http://schemas.microsoft.com/office/drawing/2016/5/11/chartex" xmlns:cx6="http://schemas.microsoft.com/office/drawing/2016/5/12/chartex" xmlns:cx7="http://schemas.microsoft.com/office/drawing/2016/5/13/chartex" xmlns:cx8="http://schemas.microsoft.com/office/drawing/2016/5/14/chartex" xmlns:mc="http://schemas.openxmlformats.org/markup-compatibility/2006" xmlns:aink="http://schemas.microsoft.com/office/drawing/2016/ink" xmlns:am3d="http://schemas.microsoft.com/office/drawing/2017/model3d" xmlns:o="urn:schemas-microsoft-com:office:office" xmlns:oel="http://schemas.microsoft.com/office/2019/extlst" xmlns:r="http://schemas.openxmlformats.org/officeDocument/2006/relationships" xmlns:m="http://schemas.openxmlformats.org/officeDocument/2006/math" xmlns:v="urn:schemas-microsoft-com:vml" xmlns:wp14="http://schemas.microsoft.com/office/word/2010/wordprocessingDrawing" xmlns:wp="http://schemas.openxmlformats.org/drawingml/2006/wordprocessingDrawing" xmlns:w10="urn:schemas-microsoft-com:office:word" xmlns:w="http://schemas.openxmlformats.org/wordprocessingml/2006/main" xmlns:w14="http://schemas.microsoft.com/office/word/2010/wordml" xmlns:w15="http://schemas.microsoft.com/office/word/2012/wordml" xmlns:w16cex="http://schemas.microsoft.com/office/word/2018/wordml/cex" xmlns:w16cid="http://schemas.microsoft.com/office/word/2016/wordml/cid" xmlns:w16="http://schemas.microsoft.com/office/word/2018/wordml" xmlns:w16du="http://schemas.microsoft.com/office/word/2023/wordml/word16du" xmlns:w16sdtdh="http://schemas.microsoft.com/office/word/2020/wordml/sdtdatahash" xmlns:w16sdtfl="http://schemas.microsoft.com/office/word/2024/wordml/sdtformatlock" xmlns:w16se="http://schemas.microsoft.com/office/word/2015/wordml/symex" xmlns:wpg="http://schemas.microsoft.com/office/word/2010/wordprocessingGroup" xmlns:wpi="http://schemas.microsoft.com/office/word/2010/wordprocessingInk" xmlns:wne="http://schemas.microsoft.com/office/word/2006/wordml" xmlns:wps="http://schemas.microsoft.com/office/word/2010/wordprocessingShape" mc:Ignorable="w14 w15 w16se w16cid w16 w16cex w16sdtdh w16sdtfl w16du wp14">
+<w:ftr xmlns:wpc="http://schemas.microsoft.com/office/word/2010/wordprocessingCanvas" xmlns:cx="http://schemas.microsoft.com/office/drawing/2014/chartex" xmlns:cx1="http://schemas.microsoft.com/office/drawing/2015/9/8/chartex" xmlns:cx2="http://schemas.microsoft.com/office/drawing/2015/10/21/chartex" xmlns:cx3="http://schemas.microsoft.com/office/drawing/2016/5/9/chartex" xmlns:cx4="http://schemas.microsoft.com/office/drawing/2016/5/10/chartex" xmlns:cx5="http://schemas.microsoft.com/office/drawing/2016/5/11/chartex" xmlns:cx6="http://schemas.microsoft.com/office/drawing/2016/5/12/chartex" xmlns:cx7="http://schemas.microsoft.com/office/drawing/2016/5/13/chartex" xmlns:cx8="http://schemas.microsoft.com/office/drawing/2016/5/14/chartex" xmlns:mc="http://schemas.openxmlformats.org/markup-compatibility/2006" xmlns:aink="http://schemas.microsoft.com/office/drawing/2016/ink" xmlns:am3d="http://schemas.microsoft.com/office/drawing/2017/model3d" xmlns:o="urn:schemas-microsoft-com:office:office" xmlns:oel="http://schemas.microsoft.com/office/2019/extlst" xmlns:r="http://schemas.openxmlformats.org/officeDocument/2006/relationships" xmlns:m="http://schemas.openxmlformats.org/officeDocument/2006/math" xmlns:v="urn:schemas-microsoft-com:vml" xmlns:wp14="http://schemas.microsoft.com/office/word/2010/wordprocessingDrawing" xmlns:wp="http://schemas.openxmlformats.org/drawingml/2006/wordprocessingDrawing" xmlns:w10="urn:schemas-microsoft-com:office:word" xmlns:w="http://schemas.openxmlformats.org/wordprocessingml/2006/main" xmlns:w14="http://schemas.microsoft.com/office/word/2010/wordml" xmlns:w15="http://schemas.microsoft.com/office/word/2012/wordml" xmlns:w16cei="http://schemas.microsoft.com/office/word/2026/wordml/cei" xmlns:w16cex="http://schemas.microsoft.com/office/word/2018/wordml/cex" xmlns:w16cid="http://schemas.microsoft.com/office/word/2016/wordml/cid" xmlns:w16="http://schemas.microsoft.com/office/word/2018/wordml" xmlns:w16du="http://schemas.microsoft.com/office/word/2023/wordml/word16du" xmlns:w16sdtdh="http://schemas.microsoft.com/office/word/2020/wordml/sdtdatahash" xmlns:w16sdtfl="http://schemas.microsoft.com/office/word/2024/wordml/sdtformatlock" xmlns:w16se="http://schemas.microsoft.com/office/word/2015/wordml/symex" xmlns:wpg="http://schemas.microsoft.com/office/word/2010/wordprocessingGroup" xmlns:wpi="http://schemas.microsoft.com/office/word/2010/wordprocessingInk" xmlns:wne="http://schemas.microsoft.com/office/word/2006/wordml" xmlns:wps="http://schemas.microsoft.com/office/word/2010/wordprocessingShape" mc:Ignorable="w14 w15 w16se w16cid w16 w16cex w16sdtdh w16sdtfl w16du wp14">
   <w:p>
     <w:pPr>
       <w:pStyle w:val="Footer"/>
@@ -18538,7 +19410,7 @@
 </file>
 
 <file path=word/footnotes.xml><?xml version="1.0" encoding="utf-8"?>
-<w:footnotes xmlns:wpc="http://schemas.microsoft.com/office/word/2010/wordprocessingCanvas" xmlns:cx="http://schemas.microsoft.com/office/drawing/2014/chartex" xmlns:cx1="http://schemas.microsoft.com/office/drawing/2015/9/8/chartex" xmlns:cx2="http://schemas.microsoft.com/office/drawing/2015/10/21/chartex" xmlns:cx3="http://schemas.microsoft.com/office/drawing/2016/5/9/chartex" xmlns:cx4="http://schemas.microsoft.com/office/drawing/2016/5/10/chartex" xmlns:cx5="http://schemas.microsoft.com/office/drawing/2016/5/11/chartex" xmlns:cx6="http://schemas.microsoft.com/office/drawing/2016/5/12/chartex" xmlns:cx7="http://schemas.microsoft.com/office/drawing/2016/5/13/chartex" xmlns:cx8="http://schemas.microsoft.com/office/drawing/2016/5/14/chartex" xmlns:mc="http://schemas.openxmlformats.org/markup-compatibility/2006" xmlns:aink="http://schemas.microsoft.com/office/drawing/2016/ink" xmlns:am3d="http://schemas.microsoft.com/office/drawing/2017/model3d" xmlns:o="urn:schemas-microsoft-com:office:office" xmlns:oel="http://schemas.microsoft.com/office/2019/extlst" xmlns:r="http://schemas.openxmlformats.org/officeDocument/2006/relationships" xmlns:m="http://schemas.openxmlformats.org/officeDocument/2006/math" xmlns:v="urn:schemas-microsoft-com:vml" xmlns:wp14="http://schemas.microsoft.com/office/word/2010/wordprocessingDrawing" xmlns:wp="http://schemas.openxmlformats.org/drawingml/2006/wordprocessingDrawing" xmlns:w10="urn:schemas-microsoft-com:office:word" xmlns:w="http://schemas.openxmlformats.org/wordprocessingml/2006/main" xmlns:w14="http://schemas.microsoft.com/office/word/2010/wordml" xmlns:w15="http://schemas.microsoft.com/office/word/2012/wordml" xmlns:w16cex="http://schemas.microsoft.com/office/word/2018/wordml/cex" xmlns:w16cid="http://schemas.microsoft.com/office/word/2016/wordml/cid" xmlns:w16="http://schemas.microsoft.com/office/word/2018/wordml" xmlns:w16du="http://schemas.microsoft.com/office/word/2023/wordml/word16du" xmlns:w16sdtdh="http://schemas.microsoft.com/office/word/2020/wordml/sdtdatahash" xmlns:w16sdtfl="http://schemas.microsoft.com/office/word/2024/wordml/sdtformatlock" xmlns:w16se="http://schemas.microsoft.com/office/word/2015/wordml/symex" xmlns:wpg="http://schemas.microsoft.com/office/word/2010/wordprocessingGroup" xmlns:wpi="http://schemas.microsoft.com/office/word/2010/wordprocessingInk" xmlns:wne="http://schemas.microsoft.com/office/word/2006/wordml" xmlns:wps="http://schemas.microsoft.com/office/word/2010/wordprocessingShape" mc:Ignorable="w14 w15 w16se w16cid w16 w16cex w16sdtdh w16sdtfl w16du wp14">
+<w:footnotes xmlns:wpc="http://schemas.microsoft.com/office/word/2010/wordprocessingCanvas" xmlns:cx="http://schemas.microsoft.com/office/drawing/2014/chartex" xmlns:cx1="http://schemas.microsoft.com/office/drawing/2015/9/8/chartex" xmlns:cx2="http://schemas.microsoft.com/office/drawing/2015/10/21/chartex" xmlns:cx3="http://schemas.microsoft.com/office/drawing/2016/5/9/chartex" xmlns:cx4="http://schemas.microsoft.com/office/drawing/2016/5/10/chartex" xmlns:cx5="http://schemas.microsoft.com/office/drawing/2016/5/11/chartex" xmlns:cx6="http://schemas.microsoft.com/office/drawing/2016/5/12/chartex" xmlns:cx7="http://schemas.microsoft.com/office/drawing/2016/5/13/chartex" xmlns:cx8="http://schemas.microsoft.com/office/drawing/2016/5/14/chartex" xmlns:mc="http://schemas.openxmlformats.org/markup-compatibility/2006" xmlns:aink="http://schemas.microsoft.com/office/drawing/2016/ink" xmlns:am3d="http://schemas.microsoft.com/office/drawing/2017/model3d" xmlns:o="urn:schemas-microsoft-com:office:office" xmlns:oel="http://schemas.microsoft.com/office/2019/extlst" xmlns:r="http://schemas.openxmlformats.org/officeDocument/2006/relationships" xmlns:m="http://schemas.openxmlformats.org/officeDocument/2006/math" xmlns:v="urn:schemas-microsoft-com:vml" xmlns:wp14="http://schemas.microsoft.com/office/word/2010/wordprocessingDrawing" xmlns:wp="http://schemas.openxmlformats.org/drawingml/2006/wordprocessingDrawing" xmlns:w10="urn:schemas-microsoft-com:office:word" xmlns:w="http://schemas.openxmlformats.org/wordprocessingml/2006/main" xmlns:w14="http://schemas.microsoft.com/office/word/2010/wordml" xmlns:w15="http://schemas.microsoft.com/office/word/2012/wordml" xmlns:w16cei="http://schemas.microsoft.com/office/word/2026/wordml/cei" xmlns:w16cex="http://schemas.microsoft.com/office/word/2018/wordml/cex" xmlns:w16cid="http://schemas.microsoft.com/office/word/2016/wordml/cid" xmlns:w16="http://schemas.microsoft.com/office/word/2018/wordml" xmlns:w16du="http://schemas.microsoft.com/office/word/2023/wordml/word16du" xmlns:w16sdtdh="http://schemas.microsoft.com/office/word/2020/wordml/sdtdatahash" xmlns:w16sdtfl="http://schemas.microsoft.com/office/word/2024/wordml/sdtformatlock" xmlns:w16se="http://schemas.microsoft.com/office/word/2015/wordml/symex" xmlns:wpg="http://schemas.microsoft.com/office/word/2010/wordprocessingGroup" xmlns:wpi="http://schemas.microsoft.com/office/word/2010/wordprocessingInk" xmlns:wne="http://schemas.microsoft.com/office/word/2006/wordml" xmlns:wps="http://schemas.microsoft.com/office/word/2010/wordprocessingShape" mc:Ignorable="w14 w15 w16se w16cid w16 w16cex w16sdtdh w16sdtfl w16du wp14">
   <w:footnote w:type="separator" w:id="-1">
     <w:p>
       <w:r>
@@ -18647,7 +19519,7 @@
 </file>
 
 <file path=word/header1.xml><?xml version="1.0" encoding="utf-8"?>
-<w:hdr xmlns:wpc="http://schemas.microsoft.com/office/word/2010/wordprocessingCanvas" xmlns:cx="http://schemas.microsoft.com/office/drawing/2014/chartex" xmlns:cx1="http://schemas.microsoft.com/office/drawing/2015/9/8/chartex" xmlns:cx2="http://schemas.microsoft.com/office/drawing/2015/10/21/chartex" xmlns:cx3="http://schemas.microsoft.com/office/drawing/2016/5/9/chartex" xmlns:cx4="http://schemas.microsoft.com/office/drawing/2016/5/10/chartex" xmlns:cx5="http://schemas.microsoft.com/office/drawing/2016/5/11/chartex" xmlns:cx6="http://schemas.microsoft.com/office/drawing/2016/5/12/chartex" xmlns:cx7="http://schemas.microsoft.com/office/drawing/2016/5/13/chartex" xmlns:cx8="http://schemas.microsoft.com/office/drawing/2016/5/14/chartex" xmlns:mc="http://schemas.openxmlformats.org/markup-compatibility/2006" xmlns:aink="http://schemas.microsoft.com/office/drawing/2016/ink" xmlns:am3d="http://schemas.microsoft.com/office/drawing/2017/model3d" xmlns:o="urn:schemas-microsoft-com:office:office" xmlns:oel="http://schemas.microsoft.com/office/2019/extlst" xmlns:r="http://schemas.openxmlformats.org/officeDocument/2006/relationships" xmlns:m="http://schemas.openxmlformats.org/officeDocument/2006/math" xmlns:v="urn:schemas-microsoft-com:vml" xmlns:wp14="http://schemas.microsoft.com/office/word/2010/wordprocessingDrawing" xmlns:wp="http://schemas.openxmlformats.org/drawingml/2006/wordprocessingDrawing" xmlns:w10="urn:schemas-microsoft-com:office:word" xmlns:w="http://schemas.openxmlformats.org/wordprocessingml/2006/main" xmlns:w14="http://schemas.microsoft.com/office/word/2010/wordml" xmlns:w15="http://schemas.microsoft.com/office/word/2012/wordml" xmlns:w16cex="http://schemas.microsoft.com/office/word/2018/wordml/cex" xmlns:w16cid="http://schemas.microsoft.com/office/word/2016/wordml/cid" xmlns:w16="http://schemas.microsoft.com/office/word/2018/wordml" xmlns:w16du="http://schemas.microsoft.com/office/word/2023/wordml/word16du" xmlns:w16sdtdh="http://schemas.microsoft.com/office/word/2020/wordml/sdtdatahash" xmlns:w16sdtfl="http://schemas.microsoft.com/office/word/2024/wordml/sdtformatlock" xmlns:w16se="http://schemas.microsoft.com/office/word/2015/wordml/symex" xmlns:wpg="http://schemas.microsoft.com/office/word/2010/wordprocessingGroup" xmlns:wpi="http://schemas.microsoft.com/office/word/2010/wordprocessingInk" xmlns:wne="http://schemas.microsoft.com/office/word/2006/wordml" xmlns:wps="http://schemas.microsoft.com/office/word/2010/wordprocessingShape" mc:Ignorable="w14 w15 w16se w16cid w16 w16cex w16sdtdh w16sdtfl w16du wp14">
+<w:hdr xmlns:wpc="http://schemas.microsoft.com/office/word/2010/wordprocessingCanvas" xmlns:cx="http://schemas.microsoft.com/office/drawing/2014/chartex" xmlns:cx1="http://schemas.microsoft.com/office/drawing/2015/9/8/chartex" xmlns:cx2="http://schemas.microsoft.com/office/drawing/2015/10/21/chartex" xmlns:cx3="http://schemas.microsoft.com/office/drawing/2016/5/9/chartex" xmlns:cx4="http://schemas.microsoft.com/office/drawing/2016/5/10/chartex" xmlns:cx5="http://schemas.microsoft.com/office/drawing/2016/5/11/chartex" xmlns:cx6="http://schemas.microsoft.com/office/drawing/2016/5/12/chartex" xmlns:cx7="http://schemas.microsoft.com/office/drawing/2016/5/13/chartex" xmlns:cx8="http://schemas.microsoft.com/office/drawing/2016/5/14/chartex" xmlns:mc="http://schemas.openxmlformats.org/markup-compatibility/2006" xmlns:aink="http://schemas.microsoft.com/office/drawing/2016/ink" xmlns:am3d="http://schemas.microsoft.com/office/drawing/2017/model3d" xmlns:o="urn:schemas-microsoft-com:office:office" xmlns:oel="http://schemas.microsoft.com/office/2019/extlst" xmlns:r="http://schemas.openxmlformats.org/officeDocument/2006/relationships" xmlns:m="http://schemas.openxmlformats.org/officeDocument/2006/math" xmlns:v="urn:schemas-microsoft-com:vml" xmlns:wp14="http://schemas.microsoft.com/office/word/2010/wordprocessingDrawing" xmlns:wp="http://schemas.openxmlformats.org/drawingml/2006/wordprocessingDrawing" xmlns:w10="urn:schemas-microsoft-com:office:word" xmlns:w="http://schemas.openxmlformats.org/wordprocessingml/2006/main" xmlns:w14="http://schemas.microsoft.com/office/word/2010/wordml" xmlns:w15="http://schemas.microsoft.com/office/word/2012/wordml" xmlns:w16cei="http://schemas.microsoft.com/office/word/2026/wordml/cei" xmlns:w16cex="http://schemas.microsoft.com/office/word/2018/wordml/cex" xmlns:w16cid="http://schemas.microsoft.com/office/word/2016/wordml/cid" xmlns:w16="http://schemas.microsoft.com/office/word/2018/wordml" xmlns:w16du="http://schemas.microsoft.com/office/word/2023/wordml/word16du" xmlns:w16sdtdh="http://schemas.microsoft.com/office/word/2020/wordml/sdtdatahash" xmlns:w16sdtfl="http://schemas.microsoft.com/office/word/2024/wordml/sdtformatlock" xmlns:w16se="http://schemas.microsoft.com/office/word/2015/wordml/symex" xmlns:wpg="http://schemas.microsoft.com/office/word/2010/wordprocessingGroup" xmlns:wpi="http://schemas.microsoft.com/office/word/2010/wordprocessingInk" xmlns:wne="http://schemas.microsoft.com/office/word/2006/wordml" xmlns:wps="http://schemas.microsoft.com/office/word/2010/wordprocessingShape" mc:Ignorable="w14 w15 w16se w16cid w16 w16cex w16sdtdh w16sdtfl w16du wp14">
   <w:p>
     <w:pPr>
       <w:pStyle w:val="Header"/>
@@ -18657,7 +19529,7 @@
 </file>
 
 <file path=word/header2.xml><?xml version="1.0" encoding="utf-8"?>
-<w:hdr xmlns:wpc="http://schemas.microsoft.com/office/word/2010/wordprocessingCanvas" xmlns:cx="http://schemas.microsoft.com/office/drawing/2014/chartex" xmlns:cx1="http://schemas.microsoft.com/office/drawing/2015/9/8/chartex" xmlns:cx2="http://schemas.microsoft.com/office/drawing/2015/10/21/chartex" xmlns:cx3="http://schemas.microsoft.com/office/drawing/2016/5/9/chartex" xmlns:cx4="http://schemas.microsoft.com/office/drawing/2016/5/10/chartex" xmlns:cx5="http://schemas.microsoft.com/office/drawing/2016/5/11/chartex" xmlns:cx6="http://schemas.microsoft.com/office/drawing/2016/5/12/chartex" xmlns:cx7="http://schemas.microsoft.com/office/drawing/2016/5/13/chartex" xmlns:cx8="http://schemas.microsoft.com/office/drawing/2016/5/14/chartex" xmlns:mc="http://schemas.openxmlformats.org/markup-compatibility/2006" xmlns:aink="http://schemas.microsoft.com/office/drawing/2016/ink" xmlns:am3d="http://schemas.microsoft.com/office/drawing/2017/model3d" xmlns:o="urn:schemas-microsoft-com:office:office" xmlns:oel="http://schemas.microsoft.com/office/2019/extlst" xmlns:r="http://schemas.openxmlformats.org/officeDocument/2006/relationships" xmlns:m="http://schemas.openxmlformats.org/officeDocument/2006/math" xmlns:v="urn:schemas-microsoft-com:vml" xmlns:wp14="http://schemas.microsoft.com/office/word/2010/wordprocessingDrawing" xmlns:wp="http://schemas.openxmlformats.org/drawingml/2006/wordprocessingDrawing" xmlns:w10="urn:schemas-microsoft-com:office:word" xmlns:w="http://schemas.openxmlformats.org/wordprocessingml/2006/main" xmlns:w14="http://schemas.microsoft.com/office/word/2010/wordml" xmlns:w15="http://schemas.microsoft.com/office/word/2012/wordml" xmlns:w16cex="http://schemas.microsoft.com/office/word/2018/wordml/cex" xmlns:w16cid="http://schemas.microsoft.com/office/word/2016/wordml/cid" xmlns:w16="http://schemas.microsoft.com/office/word/2018/wordml" xmlns:w16du="http://schemas.microsoft.com/office/word/2023/wordml/word16du" xmlns:w16sdtdh="http://schemas.microsoft.com/office/word/2020/wordml/sdtdatahash" xmlns:w16sdtfl="http://schemas.microsoft.com/office/word/2024/wordml/sdtformatlock" xmlns:w16se="http://schemas.microsoft.com/office/word/2015/wordml/symex" xmlns:wpg="http://schemas.microsoft.com/office/word/2010/wordprocessingGroup" xmlns:wpi="http://schemas.microsoft.com/office/word/2010/wordprocessingInk" xmlns:wne="http://schemas.microsoft.com/office/word/2006/wordml" xmlns:wps="http://schemas.microsoft.com/office/word/2010/wordprocessingShape" mc:Ignorable="w14 w15 w16se w16cid w16 w16cex w16sdtdh w16sdtfl w16du wp14">
+<w:hdr xmlns:wpc="http://schemas.microsoft.com/office/word/2010/wordprocessingCanvas" xmlns:cx="http://schemas.microsoft.com/office/drawing/2014/chartex" xmlns:cx1="http://schemas.microsoft.com/office/drawing/2015/9/8/chartex" xmlns:cx2="http://schemas.microsoft.com/office/drawing/2015/10/21/chartex" xmlns:cx3="http://schemas.microsoft.com/office/drawing/2016/5/9/chartex" xmlns:cx4="http://schemas.microsoft.com/office/drawing/2016/5/10/chartex" xmlns:cx5="http://schemas.microsoft.com/office/drawing/2016/5/11/chartex" xmlns:cx6="http://schemas.microsoft.com/office/drawing/2016/5/12/chartex" xmlns:cx7="http://schemas.microsoft.com/office/drawing/2016/5/13/chartex" xmlns:cx8="http://schemas.microsoft.com/office/drawing/2016/5/14/chartex" xmlns:mc="http://schemas.openxmlformats.org/markup-compatibility/2006" xmlns:aink="http://schemas.microsoft.com/office/drawing/2016/ink" xmlns:am3d="http://schemas.microsoft.com/office/drawing/2017/model3d" xmlns:o="urn:schemas-microsoft-com:office:office" xmlns:oel="http://schemas.microsoft.com/office/2019/extlst" xmlns:r="http://schemas.openxmlformats.org/officeDocument/2006/relationships" xmlns:m="http://schemas.openxmlformats.org/officeDocument/2006/math" xmlns:v="urn:schemas-microsoft-com:vml" xmlns:wp14="http://schemas.microsoft.com/office/word/2010/wordprocessingDrawing" xmlns:wp="http://schemas.openxmlformats.org/drawingml/2006/wordprocessingDrawing" xmlns:w10="urn:schemas-microsoft-com:office:word" xmlns:w="http://schemas.openxmlformats.org/wordprocessingml/2006/main" xmlns:w14="http://schemas.microsoft.com/office/word/2010/wordml" xmlns:w15="http://schemas.microsoft.com/office/word/2012/wordml" xmlns:w16cei="http://schemas.microsoft.com/office/word/2026/wordml/cei" xmlns:w16cex="http://schemas.microsoft.com/office/word/2018/wordml/cex" xmlns:w16cid="http://schemas.microsoft.com/office/word/2016/wordml/cid" xmlns:w16="http://schemas.microsoft.com/office/word/2018/wordml" xmlns:w16du="http://schemas.microsoft.com/office/word/2023/wordml/word16du" xmlns:w16sdtdh="http://schemas.microsoft.com/office/word/2020/wordml/sdtdatahash" xmlns:w16sdtfl="http://schemas.microsoft.com/office/word/2024/wordml/sdtformatlock" xmlns:w16se="http://schemas.microsoft.com/office/word/2015/wordml/symex" xmlns:wpg="http://schemas.microsoft.com/office/word/2010/wordprocessingGroup" xmlns:wpi="http://schemas.microsoft.com/office/word/2010/wordprocessingInk" xmlns:wne="http://schemas.microsoft.com/office/word/2006/wordml" xmlns:wps="http://schemas.microsoft.com/office/word/2010/wordprocessingShape" mc:Ignorable="w14 w15 w16se w16cid w16 w16cex w16sdtdh w16sdtfl w16du wp14">
   <w:p>
     <w:pPr>
       <w:pStyle w:val="Header"/>
@@ -18700,7 +19572,7 @@
 </file>
 
 <file path=word/header3.xml><?xml version="1.0" encoding="utf-8"?>
-<w:hdr xmlns:wpc="http://schemas.microsoft.com/office/word/2010/wordprocessingCanvas" xmlns:cx="http://schemas.microsoft.com/office/drawing/2014/chartex" xmlns:cx1="http://schemas.microsoft.com/office/drawing/2015/9/8/chartex" xmlns:cx2="http://schemas.microsoft.com/office/drawing/2015/10/21/chartex" xmlns:cx3="http://schemas.microsoft.com/office/drawing/2016/5/9/chartex" xmlns:cx4="http://schemas.microsoft.com/office/drawing/2016/5/10/chartex" xmlns:cx5="http://schemas.microsoft.com/office/drawing/2016/5/11/chartex" xmlns:cx6="http://schemas.microsoft.com/office/drawing/2016/5/12/chartex" xmlns:cx7="http://schemas.microsoft.com/office/drawing/2016/5/13/chartex" xmlns:cx8="http://schemas.microsoft.com/office/drawing/2016/5/14/chartex" xmlns:mc="http://schemas.openxmlformats.org/markup-compatibility/2006" xmlns:aink="http://schemas.microsoft.com/office/drawing/2016/ink" xmlns:am3d="http://schemas.microsoft.com/office/drawing/2017/model3d" xmlns:o="urn:schemas-microsoft-com:office:office" xmlns:oel="http://schemas.microsoft.com/office/2019/extlst" xmlns:r="http://schemas.openxmlformats.org/officeDocument/2006/relationships" xmlns:m="http://schemas.openxmlformats.org/officeDocument/2006/math" xmlns:v="urn:schemas-microsoft-com:vml" xmlns:wp14="http://schemas.microsoft.com/office/word/2010/wordprocessingDrawing" xmlns:wp="http://schemas.openxmlformats.org/drawingml/2006/wordprocessingDrawing" xmlns:w10="urn:schemas-microsoft-com:office:word" xmlns:w="http://schemas.openxmlformats.org/wordprocessingml/2006/main" xmlns:w14="http://schemas.microsoft.com/office/word/2010/wordml" xmlns:w15="http://schemas.microsoft.com/office/word/2012/wordml" xmlns:w16cex="http://schemas.microsoft.com/office/word/2018/wordml/cex" xmlns:w16cid="http://schemas.microsoft.com/office/word/2016/wordml/cid" xmlns:w16="http://schemas.microsoft.com/office/word/2018/wordml" xmlns:w16du="http://schemas.microsoft.com/office/word/2023/wordml/word16du" xmlns:w16sdtdh="http://schemas.microsoft.com/office/word/2020/wordml/sdtdatahash" xmlns:w16sdtfl="http://schemas.microsoft.com/office/word/2024/wordml/sdtformatlock" xmlns:w16se="http://schemas.microsoft.com/office/word/2015/wordml/symex" xmlns:wpg="http://schemas.microsoft.com/office/word/2010/wordprocessingGroup" xmlns:wpi="http://schemas.microsoft.com/office/word/2010/wordprocessingInk" xmlns:wne="http://schemas.microsoft.com/office/word/2006/wordml" xmlns:wps="http://schemas.microsoft.com/office/word/2010/wordprocessingShape" mc:Ignorable="w14 w15 w16se w16cid w16 w16cex w16sdtdh w16sdtfl w16du wp14">
+<w:hdr xmlns:wpc="http://schemas.microsoft.com/office/word/2010/wordprocessingCanvas" xmlns:cx="http://schemas.microsoft.com/office/drawing/2014/chartex" xmlns:cx1="http://schemas.microsoft.com/office/drawing/2015/9/8/chartex" xmlns:cx2="http://schemas.microsoft.com/office/drawing/2015/10/21/chartex" xmlns:cx3="http://schemas.microsoft.com/office/drawing/2016/5/9/chartex" xmlns:cx4="http://schemas.microsoft.com/office/drawing/2016/5/10/chartex" xmlns:cx5="http://schemas.microsoft.com/office/drawing/2016/5/11/chartex" xmlns:cx6="http://schemas.microsoft.com/office/drawing/2016/5/12/chartex" xmlns:cx7="http://schemas.microsoft.com/office/drawing/2016/5/13/chartex" xmlns:cx8="http://schemas.microsoft.com/office/drawing/2016/5/14/chartex" xmlns:mc="http://schemas.openxmlformats.org/markup-compatibility/2006" xmlns:aink="http://schemas.microsoft.com/office/drawing/2016/ink" xmlns:am3d="http://schemas.microsoft.com/office/drawing/2017/model3d" xmlns:o="urn:schemas-microsoft-com:office:office" xmlns:oel="http://schemas.microsoft.com/office/2019/extlst" xmlns:r="http://schemas.openxmlformats.org/officeDocument/2006/relationships" xmlns:m="http://schemas.openxmlformats.org/officeDocument/2006/math" xmlns:v="urn:schemas-microsoft-com:vml" xmlns:wp14="http://schemas.microsoft.com/office/word/2010/wordprocessingDrawing" xmlns:wp="http://schemas.openxmlformats.org/drawingml/2006/wordprocessingDrawing" xmlns:w10="urn:schemas-microsoft-com:office:word" xmlns:w="http://schemas.openxmlformats.org/wordprocessingml/2006/main" xmlns:w14="http://schemas.microsoft.com/office/word/2010/wordml" xmlns:w15="http://schemas.microsoft.com/office/word/2012/wordml" xmlns:w16cei="http://schemas.microsoft.com/office/word/2026/wordml/cei" xmlns:w16cex="http://schemas.microsoft.com/office/word/2018/wordml/cex" xmlns:w16cid="http://schemas.microsoft.com/office/word/2016/wordml/cid" xmlns:w16="http://schemas.microsoft.com/office/word/2018/wordml" xmlns:w16du="http://schemas.microsoft.com/office/word/2023/wordml/word16du" xmlns:w16sdtdh="http://schemas.microsoft.com/office/word/2020/wordml/sdtdatahash" xmlns:w16sdtfl="http://schemas.microsoft.com/office/word/2024/wordml/sdtformatlock" xmlns:w16se="http://schemas.microsoft.com/office/word/2015/wordml/symex" xmlns:wpg="http://schemas.microsoft.com/office/word/2010/wordprocessingGroup" xmlns:wpi="http://schemas.microsoft.com/office/word/2010/wordprocessingInk" xmlns:wne="http://schemas.microsoft.com/office/word/2006/wordml" xmlns:wps="http://schemas.microsoft.com/office/word/2010/wordprocessingShape" mc:Ignorable="w14 w15 w16se w16cid w16 w16cex w16sdtdh w16sdtfl w16du wp14">
   <w:p>
     <w:pPr>
       <w:pStyle w:val="Header"/>
@@ -18710,7 +19582,7 @@
 </file>
 
 <file path=word/numbering.xml><?xml version="1.0" encoding="utf-8"?>
-<w:numbering xmlns:wpc="http://schemas.microsoft.com/office/word/2010/wordprocessingCanvas" xmlns:cx="http://schemas.microsoft.com/office/drawing/2014/chartex" xmlns:cx1="http://schemas.microsoft.com/office/drawing/2015/9/8/chartex" xmlns:cx2="http://schemas.microsoft.com/office/drawing/2015/10/21/chartex" xmlns:cx3="http://schemas.microsoft.com/office/drawing/2016/5/9/chartex" xmlns:cx4="http://schemas.microsoft.com/office/drawing/2016/5/10/chartex" xmlns:cx5="http://schemas.microsoft.com/office/drawing/2016/5/11/chartex" xmlns:cx6="http://schemas.microsoft.com/office/drawing/2016/5/12/chartex" xmlns:cx7="http://schemas.microsoft.com/office/drawing/2016/5/13/chartex" xmlns:cx8="http://schemas.microsoft.com/office/drawing/2016/5/14/chartex" xmlns:mc="http://schemas.openxmlformats.org/markup-compatibility/2006" xmlns:aink="http://schemas.microsoft.com/office/drawing/2016/ink" xmlns:am3d="http://schemas.microsoft.com/office/drawing/2017/model3d" xmlns:o="urn:schemas-microsoft-com:office:office" xmlns:oel="http://schemas.microsoft.com/office/2019/extlst" xmlns:r="http://schemas.openxmlformats.org/officeDocument/2006/relationships" xmlns:m="http://schemas.openxmlformats.org/officeDocument/2006/math" xmlns:v="urn:schemas-microsoft-com:vml" xmlns:wp14="http://schemas.microsoft.com/office/word/2010/wordprocessingDrawing" xmlns:wp="http://schemas.openxmlformats.org/drawingml/2006/wordprocessingDrawing" xmlns:w10="urn:schemas-microsoft-com:office:word" xmlns:w="http://schemas.openxmlformats.org/wordprocessingml/2006/main" xmlns:w14="http://schemas.microsoft.com/office/word/2010/wordml" xmlns:w15="http://schemas.microsoft.com/office/word/2012/wordml" xmlns:w16cex="http://schemas.microsoft.com/office/word/2018/wordml/cex" xmlns:w16cid="http://schemas.microsoft.com/office/word/2016/wordml/cid" xmlns:w16="http://schemas.microsoft.com/office/word/2018/wordml" xmlns:w16du="http://schemas.microsoft.com/office/word/2023/wordml/word16du" xmlns:w16sdtdh="http://schemas.microsoft.com/office/word/2020/wordml/sdtdatahash" xmlns:w16sdtfl="http://schemas.microsoft.com/office/word/2024/wordml/sdtformatlock" xmlns:w16se="http://schemas.microsoft.com/office/word/2015/wordml/symex" xmlns:wpg="http://schemas.microsoft.com/office/word/2010/wordprocessingGroup" xmlns:wpi="http://schemas.microsoft.com/office/word/2010/wordprocessingInk" xmlns:wne="http://schemas.microsoft.com/office/word/2006/wordml" xmlns:wps="http://schemas.microsoft.com/office/word/2010/wordprocessingShape" mc:Ignorable="w14 w15 w16se w16cid w16 w16cex w16sdtdh w16sdtfl w16du wp14">
+<w:numbering xmlns:wpc="http://schemas.microsoft.com/office/word/2010/wordprocessingCanvas" xmlns:cx="http://schemas.microsoft.com/office/drawing/2014/chartex" xmlns:cx1="http://schemas.microsoft.com/office/drawing/2015/9/8/chartex" xmlns:cx2="http://schemas.microsoft.com/office/drawing/2015/10/21/chartex" xmlns:cx3="http://schemas.microsoft.com/office/drawing/2016/5/9/chartex" xmlns:cx4="http://schemas.microsoft.com/office/drawing/2016/5/10/chartex" xmlns:cx5="http://schemas.microsoft.com/office/drawing/2016/5/11/chartex" xmlns:cx6="http://schemas.microsoft.com/office/drawing/2016/5/12/chartex" xmlns:cx7="http://schemas.microsoft.com/office/drawing/2016/5/13/chartex" xmlns:cx8="http://schemas.microsoft.com/office/drawing/2016/5/14/chartex" xmlns:mc="http://schemas.openxmlformats.org/markup-compatibility/2006" xmlns:aink="http://schemas.microsoft.com/office/drawing/2016/ink" xmlns:am3d="http://schemas.microsoft.com/office/drawing/2017/model3d" xmlns:o="urn:schemas-microsoft-com:office:office" xmlns:oel="http://schemas.microsoft.com/office/2019/extlst" xmlns:r="http://schemas.openxmlformats.org/officeDocument/2006/relationships" xmlns:m="http://schemas.openxmlformats.org/officeDocument/2006/math" xmlns:v="urn:schemas-microsoft-com:vml" xmlns:wp14="http://schemas.microsoft.com/office/word/2010/wordprocessingDrawing" xmlns:wp="http://schemas.openxmlformats.org/drawingml/2006/wordprocessingDrawing" xmlns:w10="urn:schemas-microsoft-com:office:word" xmlns:w="http://schemas.openxmlformats.org/wordprocessingml/2006/main" xmlns:w14="http://schemas.microsoft.com/office/word/2010/wordml" xmlns:w15="http://schemas.microsoft.com/office/word/2012/wordml" xmlns:w16cei="http://schemas.microsoft.com/office/word/2026/wordml/cei" xmlns:w16cex="http://schemas.microsoft.com/office/word/2018/wordml/cex" xmlns:w16cid="http://schemas.microsoft.com/office/word/2016/wordml/cid" xmlns:w16="http://schemas.microsoft.com/office/word/2018/wordml" xmlns:w16du="http://schemas.microsoft.com/office/word/2023/wordml/word16du" xmlns:w16sdtdh="http://schemas.microsoft.com/office/word/2020/wordml/sdtdatahash" xmlns:w16sdtfl="http://schemas.microsoft.com/office/word/2024/wordml/sdtformatlock" xmlns:w16se="http://schemas.microsoft.com/office/word/2015/wordml/symex" xmlns:wpg="http://schemas.microsoft.com/office/word/2010/wordprocessingGroup" xmlns:wpi="http://schemas.microsoft.com/office/word/2010/wordprocessingInk" xmlns:wne="http://schemas.microsoft.com/office/word/2006/wordml" xmlns:wps="http://schemas.microsoft.com/office/word/2010/wordprocessingShape" mc:Ignorable="w14 w15 w16se w16cid w16 w16cex w16sdtdh w16sdtfl w16du wp14">
   <w:abstractNum w:abstractNumId="0" w15:restartNumberingAfterBreak="0">
     <w:nsid w:val="0C170F14"/>
     <w:multiLevelType w:val="hybridMultilevel"/>
@@ -18923,7 +19795,7 @@
       <w:lvlText w:val=""/>
       <w:lvlJc w:val="left"/>
       <w:pPr>
-        <w:ind w:left="720" w:hanging="360"/>
+        <w:ind w:left="2160" w:hanging="360"/>
       </w:pPr>
       <w:rPr>
         <w:rFonts w:ascii="Symbol" w:hAnsi="Symbol" w:hint="default"/>
@@ -18935,7 +19807,7 @@
       <w:lvlText w:val="o"/>
       <w:lvlJc w:val="left"/>
       <w:pPr>
-        <w:ind w:left="1440" w:hanging="360"/>
+        <w:ind w:left="2880" w:hanging="360"/>
       </w:pPr>
       <w:rPr>
         <w:rFonts w:ascii="Courier New" w:hAnsi="Courier New" w:cs="Courier New" w:hint="default"/>
@@ -18947,7 +19819,7 @@
       <w:lvlText w:val=""/>
       <w:lvlJc w:val="left"/>
       <w:pPr>
-        <w:ind w:left="2160" w:hanging="360"/>
+        <w:ind w:left="3600" w:hanging="360"/>
       </w:pPr>
       <w:rPr>
         <w:rFonts w:ascii="Wingdings" w:hAnsi="Wingdings" w:hint="default"/>
@@ -18959,7 +19831,7 @@
       <w:lvlText w:val=""/>
       <w:lvlJc w:val="left"/>
       <w:pPr>
-        <w:ind w:left="2880" w:hanging="360"/>
+        <w:ind w:left="4320" w:hanging="360"/>
       </w:pPr>
       <w:rPr>
         <w:rFonts w:ascii="Symbol" w:hAnsi="Symbol" w:hint="default"/>
@@ -18971,7 +19843,7 @@
       <w:lvlText w:val="o"/>
       <w:lvlJc w:val="left"/>
       <w:pPr>
-        <w:ind w:left="3600" w:hanging="360"/>
+        <w:ind w:left="5040" w:hanging="360"/>
       </w:pPr>
       <w:rPr>
         <w:rFonts w:ascii="Courier New" w:hAnsi="Courier New" w:cs="Courier New" w:hint="default"/>
@@ -18983,7 +19855,7 @@
       <w:lvlText w:val=""/>
       <w:lvlJc w:val="left"/>
       <w:pPr>
-        <w:ind w:left="4320" w:hanging="360"/>
+        <w:ind w:left="5760" w:hanging="360"/>
       </w:pPr>
       <w:rPr>
         <w:rFonts w:ascii="Wingdings" w:hAnsi="Wingdings" w:hint="default"/>
@@ -18995,7 +19867,7 @@
       <w:lvlText w:val=""/>
       <w:lvlJc w:val="left"/>
       <w:pPr>
-        <w:ind w:left="5040" w:hanging="360"/>
+        <w:ind w:left="6480" w:hanging="360"/>
       </w:pPr>
       <w:rPr>
         <w:rFonts w:ascii="Symbol" w:hAnsi="Symbol" w:hint="default"/>
@@ -19007,7 +19879,7 @@
       <w:lvlText w:val="o"/>
       <w:lvlJc w:val="left"/>
       <w:pPr>
-        <w:ind w:left="5760" w:hanging="360"/>
+        <w:ind w:left="7200" w:hanging="360"/>
       </w:pPr>
       <w:rPr>
         <w:rFonts w:ascii="Courier New" w:hAnsi="Courier New" w:cs="Courier New" w:hint="default"/>
@@ -19019,7 +19891,7 @@
       <w:lvlText w:val=""/>
       <w:lvlJc w:val="left"/>
       <w:pPr>
-        <w:ind w:left="6480" w:hanging="360"/>
+        <w:ind w:left="7920" w:hanging="360"/>
       </w:pPr>
       <w:rPr>
         <w:rFonts w:ascii="Wingdings" w:hAnsi="Wingdings" w:hint="default"/>
@@ -21030,7 +21902,6 @@
   <w:style w:type="character" w:default="1" w:styleId="DefaultParagraphFont">
     <w:name w:val="Default Paragraph Font"/>
     <w:uiPriority w:val="1"/>
-    <w:semiHidden/>
     <w:unhideWhenUsed/>
   </w:style>
   <w:style w:type="table" w:default="1" w:styleId="TableNormal">
